--- a/flow/20251212_build_octoechos_sources/Джерело. Глас 5.docx
+++ b/flow/20251212_build_octoechos_sources/Джерело. Глас 5.docx
@@ -20,7 +20,10 @@
     </w:p>
     <w:p>
       <w:r>
-        <w:t>/октоїх/1/НД</w:t>
+        <w:rPr>
+          <w:highlight w:val="darkGray"/>
+        </w:rPr>
+        <w:t>/октоїх/5/НД</w:t>
       </w:r>
     </w:p>
     <w:p>
@@ -36,12 +39,18 @@
         <w:pStyle w:val="Heading3"/>
       </w:pPr>
       <w:r>
-        <w:t>//господи_взиваю</w:t>
-      </w:r>
-    </w:p>
-    <w:p>
-      <w:r>
-        <w:t>//господи_взиваю/1</w:t>
+        <w:rPr>
+          <w:highlight w:val="darkGray"/>
+        </w:rPr>
+        <w:t>//вечірня/господи_взиваю</w:t>
+      </w:r>
+    </w:p>
+    <w:p>
+      <w:r>
+        <w:rPr>
+          <w:highlight w:val="darkGray"/>
+        </w:rPr>
+        <w:t>//вечірня/господи_взиваю/стихири/1</w:t>
       </w:r>
     </w:p>
     <w:p>
@@ -68,7 +77,10 @@
     </w:p>
     <w:p>
       <w:r>
-        <w:t>//господи_взиваю/2</w:t>
+        <w:rPr>
+          <w:highlight w:val="darkGray"/>
+        </w:rPr>
+        <w:t>//вечірня/господи_взиваю/стихири/2</w:t>
       </w:r>
     </w:p>
     <w:p>
@@ -85,37 +97,11 @@
       </w:r>
     </w:p>
     <w:p>
-      <w:pPr>
-        <w:pStyle w:val="Heading1"/>
-      </w:pPr>
-      <w:r>
-        <w:t>Глас 5 - ПН</w:t>
-      </w:r>
-    </w:p>
-    <w:p>
-      <w:r>
-        <w:t>/октоїх/1/ПН</w:t>
-      </w:r>
-    </w:p>
-    <w:p>
-      <w:pPr>
-        <w:pStyle w:val="Heading2"/>
-      </w:pPr>
-      <w:r>
-        <w:t>ВЕЧІРНЯ</w:t>
-      </w:r>
-    </w:p>
-    <w:p>
-      <w:pPr>
-        <w:pStyle w:val="Heading3"/>
-      </w:pPr>
-      <w:r>
-        <w:t>//господи_взиваю</w:t>
-      </w:r>
-    </w:p>
-    <w:p>
-      <w:r>
-        <w:t>//господи_взиваю/1</w:t>
+      <w:r>
+        <w:rPr>
+          <w:highlight w:val="darkGray"/>
+        </w:rPr>
+        <w:t>//вечірня/стиховня/стихири/1</w:t>
       </w:r>
     </w:p>
     <w:p>
@@ -130,19 +116,22 @@
           <w:color w:val="FF0000"/>
           <w:sz w:val="24"/>
         </w:rPr>
-        <w:t>(г. 5, подібний: Радуйся):</w:t>
+        <w:t>(г. 5):</w:t>
       </w:r>
       <w:r>
         <w:rPr>
           <w:rFonts w:ascii="Times New Roman" w:hAnsi="Times New Roman"/>
           <w:sz w:val="24"/>
         </w:rPr>
-        <w:t xml:space="preserve"> Гірко плачемо й сумуємо, окаянні,* передбачаючи страшне слово розплати,* не мавши з учинків найменшого виправлення за провину.* Тому й молимось:* Перше між постигне нас несподівано кончина* і смерть нас скосить, раніш страшного суду* і перш ніж прийняти засуд* на вогонь невгасний і повну темряву,* де черв'яки і скреготання нищать грішників,* – дай нам, Христе наш, визволення від гріхів, і велику милість.</w:t>
-      </w:r>
-    </w:p>
-    <w:p>
-      <w:r>
-        <w:t>//господи_взиваю/2</w:t>
+        <w:t xml:space="preserve"> Тебе́, Спа́са Христа́, що ті́ло прийня́в і не розлучи́вся від небе́с,* голоса́ми й пісня́ми велича́ємо.* Бо хрест і смерть Ти прийня́в за рід наш як людинолю́бний Госпо́дь* і, ски́нувши а́дські воро́та, тре́тього дня воскре́с Ти,* спаса́ючи ду́ші на́ші.</w:t>
+      </w:r>
+    </w:p>
+    <w:p>
+      <w:r>
+        <w:rPr>
+          <w:highlight w:val="darkGray"/>
+        </w:rPr>
+        <w:t>//вечірня/стиховня/стихири/2</w:t>
       </w:r>
     </w:p>
     <w:p>
@@ -155,12 +144,22 @@
           <w:rFonts w:ascii="Times New Roman" w:hAnsi="Times New Roman"/>
           <w:sz w:val="24"/>
         </w:rPr>
-        <w:t>Ми нещасні, Боже і Творче наш,* погордили твоїми законами й писаннями,* відкинувши твої заповіді.* Як же тепер втечемо від тої муки?* Тому перед нашою смертю, Спасе, дай нам, як предобрий Бог, прощення,* потоки сліз і справжнє покаяння,* проганяючи далеко бісівські полчища,* які силкуються звести нас в адське провалля.* Тож і молимось тобі,* щоб не відняв під нас твоєї всемогутньої руки.</w:t>
-      </w:r>
-    </w:p>
-    <w:p>
-      <w:r>
-        <w:t>//господи_взиваю/3</w:t>
+        <w:t>З проко́леного Твого́ бо́ку, Життєда́вче,* Ти ви́лив пото́ки життя́ і спасі́ння.* Прийня́вши тіле́сну смерть, Ти дарува́в нам безсме́ртя;* посели́вшись у гро́бі, Ти, як Бог, нас ви́зволив,* співво</w:t>
+      </w:r>
+      <w:r>
+        <w:rPr>
+          <w:rFonts w:ascii="Times New Roman" w:hAnsi="Times New Roman"/>
+          <w:sz w:val="24"/>
+        </w:rPr>
+        <w:t>скреси́вши з Со́бою.* Тому́ кли́чемо до Те́бе:* Людинолю́бний Го́споди, – сла́ва Тобі́!</w:t>
+      </w:r>
+    </w:p>
+    <w:p>
+      <w:r>
+        <w:rPr>
+          <w:highlight w:val="darkGray"/>
+        </w:rPr>
+        <w:t>//вечірня/стиховня/стихири/3</w:t>
       </w:r>
     </w:p>
     <w:p>
@@ -173,20 +172,85 @@
           <w:rFonts w:ascii="Times New Roman" w:hAnsi="Times New Roman"/>
           <w:sz w:val="24"/>
         </w:rPr>
-        <w:t>Горе нам, який у нас затемнений ум!* Як далеко ми відійшли, окаянні, від тебе* і трудилися для гріха,* віддавши себе цілком тілесним похотям,* що живуть у нас грішних!* А нині чекаємо кінця нашого життя і майбутньої муки.* Господи предобрий, дай нам сльози покаяння* і, щиро молимо тебе,* розрішення незліченних наших прогріхів,* бо ти даєш світові велику милість.</w:t>
-      </w:r>
-    </w:p>
-    <w:p>
-      <w:pPr>
-        <w:pStyle w:val="Heading1"/>
-      </w:pPr>
-      <w:r>
-        <w:t>Глас 5 - ВТ</w:t>
-      </w:r>
-    </w:p>
-    <w:p>
-      <w:r>
-        <w:t>/октоїх/1/ВТ</w:t>
+        <w:t>Ди́вне Твоє́, Людинолю́бче, розп’я́ття і схід до а́ду!* Бо Ти полони́в його́ і воскреси́в з Собо́</w:t>
+      </w:r>
+      <w:r>
+        <w:rPr>
+          <w:rFonts w:ascii="Times New Roman" w:hAnsi="Times New Roman"/>
+          <w:sz w:val="24"/>
+        </w:rPr>
+        <w:t xml:space="preserve">ю коли́шніх в’я́знів;* як Бог, відкри́вши рай, вчини́в їх гі́дними </w:t>
+      </w:r>
+      <w:r>
+        <w:rPr>
+          <w:rFonts w:ascii="Times New Roman" w:hAnsi="Times New Roman"/>
+          <w:sz w:val="24"/>
+        </w:rPr>
+        <w:t>його́ осягну́ти.* Тому́ й нам, що сла́вимо Твоє́ на тре́тій день воскресі́ння,* дай очи́щення гріхі́в і зволь нам ста́ти жи́телями ра́ю,* як єди́ний добросе́рдий.</w:t>
+      </w:r>
+    </w:p>
+    <w:p>
+      <w:r>
+        <w:rPr>
+          <w:highlight w:val="darkGray"/>
+        </w:rPr>
+        <w:t>//вечірня/стиховня/стихири/4</w:t>
+      </w:r>
+    </w:p>
+    <w:p>
+      <w:pPr>
+        <w:spacing w:after="120"/>
+        <w:jc w:val="both"/>
+      </w:pPr>
+      <w:r>
+        <w:rPr>
+          <w:rFonts w:ascii="Times New Roman" w:hAnsi="Times New Roman"/>
+          <w:sz w:val="24"/>
+        </w:rPr>
+        <w:t>Ти, Людинолю́бче, що за́для нас прийня́в тіле́сні стра́сті* і воскре́с на тре́тій день з ме́ртвих,* зліку́й на́ші тіле́сні при́страсті,* підве́ди з тяжки́х про́гріхів, і спаси́ нас!</w:t>
+      </w:r>
+    </w:p>
+    <w:p>
+      <w:r>
+        <w:rPr>
+          <w:highlight w:val="darkGray"/>
+        </w:rPr>
+        <w:t>//вечірня/стиховня/стихири/5</w:t>
+      </w:r>
+    </w:p>
+    <w:p>
+      <w:pPr>
+        <w:spacing w:after="120"/>
+        <w:jc w:val="both"/>
+      </w:pPr>
+      <w:r>
+        <w:rPr>
+          <w:rFonts w:ascii="Times New Roman" w:hAnsi="Times New Roman"/>
+          <w:b/>
+          <w:sz w:val="24"/>
+        </w:rPr>
+        <w:t>Слава і нині</w:t>
+      </w:r>
+      <w:r>
+        <w:rPr>
+          <w:rFonts w:ascii="Times New Roman" w:hAnsi="Times New Roman"/>
+          <w:sz w:val="24"/>
+        </w:rPr>
+        <w:t>: Ти є</w:t>
+      </w:r>
+      <w:r>
+        <w:rPr>
+          <w:rFonts w:ascii="Times New Roman" w:hAnsi="Times New Roman"/>
+          <w:sz w:val="24"/>
+        </w:rPr>
+        <w:t xml:space="preserve"> храм і бра́ма,* пала́та й ца́рський престо́л, Ді́во Пречи́ста.* Тобо́ю бо яви́вся мій Спаси́тель, Христо́с Госпо́дь,* тим, що в те́мряві спа́ли, бу́дучи со́нцем пра́вди,* бажа́ючи просвіти́ти ство́рених на Свій о́браз, Своє́ю руко́ю.* Тому́, Всесла́вна, щ</w:t>
+      </w:r>
+      <w:r>
+        <w:rPr>
+          <w:rFonts w:ascii="Times New Roman" w:hAnsi="Times New Roman"/>
+          <w:sz w:val="24"/>
+        </w:rPr>
+        <w:t>о здобу́ла собі́ матери́нське до Ньо́го дові́р’я,* безнаста́нно моли́сь, щоб спасти́ся ду́шам на́шим.</w:t>
       </w:r>
     </w:p>
     <w:p>
@@ -194,20 +258,15 @@
         <w:pStyle w:val="Heading2"/>
       </w:pPr>
       <w:r>
-        <w:t>ВЕЧІРНЯ</w:t>
-      </w:r>
-    </w:p>
-    <w:p>
-      <w:pPr>
-        <w:pStyle w:val="Heading3"/>
-      </w:pPr>
-      <w:r>
-        <w:t>//господи_взиваю</w:t>
-      </w:r>
-    </w:p>
-    <w:p>
-      <w:r>
-        <w:t>//господи_взиваю/1</w:t>
+        <w:t>УТРЕНЯ</w:t>
+      </w:r>
+    </w:p>
+    <w:p>
+      <w:r>
+        <w:rPr>
+          <w:highlight w:val="darkGray"/>
+        </w:rPr>
+        <w:t>//утреня/сідальні_по_першому_славословї/1</w:t>
       </w:r>
     </w:p>
     <w:p>
@@ -222,26 +281,29 @@
           <w:color w:val="FF0000"/>
           <w:sz w:val="24"/>
         </w:rPr>
-        <w:t>(г. 5, подібний: Радуйся):</w:t>
+        <w:t>(г. 5):</w:t>
       </w:r>
       <w:r>
         <w:rPr>
           <w:rFonts w:ascii="Times New Roman" w:hAnsi="Times New Roman"/>
           <w:sz w:val="24"/>
         </w:rPr>
-        <w:t xml:space="preserve"> Горе нам, що прогнівили тебе,* нашого милосердного Бога і Господа!* Скільки разів обіцяли ми покаятися, Христе,* та нерозумні ми, показалися обманцями.* Забруднивши першу одежу хрищення,* ми занехаяли наш завіт з тобою* і залишили ту другу обітницю,* що ї</w:t>
+        <w:t xml:space="preserve"> Хрест Господній похвалімо,* святе погребення піснями звеличаймо,* і воскресіння його прослав</w:t>
       </w:r>
       <w:r>
         <w:rPr>
           <w:rFonts w:ascii="Times New Roman" w:hAnsi="Times New Roman"/>
           <w:sz w:val="24"/>
         </w:rPr>
-        <w:t>ї ми визнали тобі перед ангелами й людьми,* зодягнувшись у покутничу одежу,* тож не залиши нас цілком, Спасе, щоб ми не загинули.</w:t>
-      </w:r>
-    </w:p>
-    <w:p>
-      <w:r>
-        <w:t>//господи_взиваю/2</w:t>
+        <w:t>мо,* бо він, як Бог, підніс мертвих з гробів,* полонив смерти владу й диявольську силу,* а тим, що в аді, засяяло світло.</w:t>
+      </w:r>
+    </w:p>
+    <w:p>
+      <w:r>
+        <w:rPr>
+          <w:highlight w:val="darkGray"/>
+        </w:rPr>
+        <w:t>//утреня/сідальні_по_першому_славословї/2</w:t>
       </w:r>
     </w:p>
     <w:p>
@@ -252,89 +314,32 @@
       <w:r>
         <w:rPr>
           <w:rFonts w:ascii="Times New Roman" w:hAnsi="Times New Roman"/>
+          <w:b/>
           <w:sz w:val="24"/>
         </w:rPr>
-        <w:t>Яку відпов</w:t>
+        <w:t>Слава і нині</w:t>
       </w:r>
       <w:r>
         <w:rPr>
           <w:rFonts w:ascii="Times New Roman" w:hAnsi="Times New Roman"/>
           <w:sz w:val="24"/>
         </w:rPr>
-        <w:t>ідь знайдеш,* душе моя окаянна,* в день судний?* Або хто звільнить тебе з вироку* на вогонь вічний та інші муки?* Ніхто, якщо ти сама не умилостивиш Добросердого,* залишивши діла твої лихі і взявшись до життя добровгодного.* Оплакуй щоденно твої безмірні п</w:t>
+        <w:t xml:space="preserve">: Дивне чудо зачаття й невимовний образ родин* у тобі ми пізнали, чиста Вседіво. Воно дивує наш розум і тривожить думку;* </w:t>
       </w:r>
       <w:r>
         <w:rPr>
           <w:rFonts w:ascii="Times New Roman" w:hAnsi="Times New Roman"/>
           <w:sz w:val="24"/>
         </w:rPr>
-        <w:t>рогрішення,* що ними ти невпинно провиняєшся ділом, словом і думкою.* Умоляй Христа,* щоб подав тобі їх досконале прощення.</w:t>
-      </w:r>
-    </w:p>
-    <w:p>
-      <w:r>
-        <w:t>//господи_взиваю/3</w:t>
-      </w:r>
-    </w:p>
-    <w:p>
-      <w:pPr>
-        <w:spacing w:after="120"/>
-        <w:jc w:val="both"/>
-      </w:pPr>
-      <w:r>
-        <w:rPr>
-          <w:rFonts w:ascii="Times New Roman" w:hAnsi="Times New Roman"/>
-          <w:sz w:val="24"/>
-        </w:rPr>
-        <w:t>Нехай не оволодіє нами, Спасе,* гріховна зви</w:t>
-      </w:r>
-      <w:r>
-        <w:rPr>
-          <w:rFonts w:ascii="Times New Roman" w:hAnsi="Times New Roman"/>
-          <w:sz w:val="24"/>
-        </w:rPr>
-        <w:t xml:space="preserve">чка, що нас зводить,* нехай біс не панує над нами,* завжди подолуючи і ведучи за своїм хотінням.* Вирви нас з його володіння твоєю сильною рукою, Всемогутній!* Царюй у нас, Чоловіколюбче!* Вчини, щоб ми були повністю твоїми* і жили за твоєю, Спасе, волею* </w:t>
-      </w:r>
-      <w:r>
-        <w:rPr>
-          <w:rFonts w:ascii="Times New Roman" w:hAnsi="Times New Roman"/>
-          <w:sz w:val="24"/>
-        </w:rPr>
-        <w:t>та в тобі мали спокій,* і щоб знайшли спасенне прощення й велику милість.</w:t>
-      </w:r>
-    </w:p>
-    <w:p>
-      <w:pPr>
-        <w:pStyle w:val="Heading1"/>
-      </w:pPr>
-      <w:r>
-        <w:t>Глас 5 - СР</w:t>
-      </w:r>
-    </w:p>
-    <w:p>
-      <w:r>
-        <w:t>/октоїх/1/СР</w:t>
-      </w:r>
-    </w:p>
-    <w:p>
-      <w:pPr>
-        <w:pStyle w:val="Heading2"/>
-      </w:pPr>
-      <w:r>
-        <w:t>ВЕЧІРНЯ</w:t>
-      </w:r>
-    </w:p>
-    <w:p>
-      <w:pPr>
-        <w:pStyle w:val="Heading3"/>
-      </w:pPr>
-      <w:r>
-        <w:t>//господи_взиваю</w:t>
-      </w:r>
-    </w:p>
-    <w:p>
-      <w:r>
-        <w:t>//господи_взиваю/1</w:t>
+        <w:t>слава ж твоя, Богородице, всім наявна,* на спасіння душ наших.</w:t>
+      </w:r>
+    </w:p>
+    <w:p>
+      <w:r>
+        <w:rPr>
+          <w:highlight w:val="darkGray"/>
+        </w:rPr>
+        <w:t>//утреня/сідальні_по_другому_славословї/1</w:t>
       </w:r>
     </w:p>
     <w:p>
@@ -349,84 +354,51 @@
           <w:color w:val="FF0000"/>
           <w:sz w:val="24"/>
         </w:rPr>
-        <w:t>(г. 5, подібний: Радуйся):</w:t>
+        <w:t xml:space="preserve">(г. 5): </w:t>
+      </w:r>
+    </w:p>
+    <w:p>
+      <w:r>
+        <w:rPr>
+          <w:highlight w:val="darkGray"/>
+        </w:rPr>
+        <w:t>//утреня/сідальні_по_другому_славословї/2</w:t>
+      </w:r>
+    </w:p>
+    <w:p>
+      <w:pPr>
+        <w:spacing w:after="120"/>
+        <w:jc w:val="both"/>
+      </w:pPr>
+      <w:r>
+        <w:rPr>
+          <w:rFonts w:ascii="Times New Roman" w:hAnsi="Times New Roman"/>
+          <w:b/>
+          <w:sz w:val="24"/>
+        </w:rPr>
+        <w:t>Слава і нині</w:t>
       </w:r>
       <w:r>
         <w:rPr>
           <w:rFonts w:ascii="Times New Roman" w:hAnsi="Times New Roman"/>
           <w:sz w:val="24"/>
         </w:rPr>
-        <w:t xml:space="preserve"> Піднісся ти, як Агнець, на хрест* і присмирив гординю лукавого.* Коли тебе вбили,* твоєю кров'ю ти освятив усю землю;* і списом проколений,* велів ти, Христе,* вогненному мечеві поступитися передо мною* і в рай дати вхід, та в ньому без страху* насолоджуватися з дерева життя.* Тому, доступившись спасіння твоїм стражданням, радісно кличу:* Слава божественному хресту твоєму,* яким нас визволено з первісного прокляття,* і з дерева життя збираємо благословення* і велику милість!</w:t>
-      </w:r>
-    </w:p>
-    <w:p>
-      <w:r>
-        <w:t>//господи_взиваю/2</w:t>
-      </w:r>
-    </w:p>
-    <w:p>
-      <w:pPr>
-        <w:spacing w:after="120"/>
-        <w:jc w:val="both"/>
-      </w:pPr>
+        <w:t xml:space="preserve">: Радуйся, свята горо і богопрохідна!* Радуйся, духовна і неопалима купино!* Радуйся, єдиний світові до Бога мосте,* що переправляєш мертвих до вічного життя!* Радуйся, Вседіво, що не спізнавши мужа,* породила </w:t>
+      </w:r>
       <w:r>
         <w:rPr>
           <w:rFonts w:ascii="Times New Roman" w:hAnsi="Times New Roman"/>
           <w:sz w:val="24"/>
         </w:rPr>
-        <w:t>Бажаючи заспокоїти людські болі й зневаги,* преблагий Господи, Спасе наш,* терпиш ганебне розп'яття* і жовчі куштуєш, незлобивий,* відіймаючи від нас* гіркоту нашої злоби.* Зранений проколенням списа, ти, Спасе,* рани наші вигоюєш як Владика.* Тому й оспівуємо* твоє прагнення,* і вклоняючись, почитаємо спис* і губку, і тростину,* якими дав ти світові твоєму мир* і велику милість.</w:t>
-      </w:r>
-    </w:p>
-    <w:p>
-      <w:r>
-        <w:t>//господи_взиваю/3</w:t>
-      </w:r>
-    </w:p>
-    <w:p>
-      <w:pPr>
-        <w:spacing w:after="120"/>
-        <w:jc w:val="both"/>
-      </w:pPr>
-      <w:r>
-        <w:rPr>
-          <w:rFonts w:ascii="Times New Roman" w:hAnsi="Times New Roman"/>
-          <w:sz w:val="24"/>
-        </w:rPr>
-        <w:t>Коли Діва побачила на хресті піднесеного тебе,* якого безболісно породила, плачучи, кликала:* Як то тебе, Ісусе,* засудила на розп'яття беззаконна юрба народу,* не маючи милосердя, Щедрий?* Що тобі вчинило зборище беззаконне,* дитино моя найдорожча, Сину мій найлюбіший?* Поспіши і спаси мене й тих,* що з вірою славлять і величають твоє розп'яття,* як це обіцяв ти, єдино Всеблагий.</w:t>
-      </w:r>
-    </w:p>
-    <w:p>
-      <w:pPr>
-        <w:pStyle w:val="Heading1"/>
-      </w:pPr>
-      <w:r>
-        <w:t>Глас 5 - ЧТ</w:t>
-      </w:r>
-    </w:p>
-    <w:p>
-      <w:r>
-        <w:t>/октоїх/1/ЧТ</w:t>
-      </w:r>
-    </w:p>
-    <w:p>
-      <w:pPr>
-        <w:pStyle w:val="Heading2"/>
-      </w:pPr>
-      <w:r>
-        <w:t>ВЕЧІРНЯ</w:t>
-      </w:r>
-    </w:p>
-    <w:p>
-      <w:pPr>
-        <w:pStyle w:val="Heading3"/>
-      </w:pPr>
-      <w:r>
-        <w:t>//господи_взиваю</w:t>
-      </w:r>
-    </w:p>
-    <w:p>
-      <w:r>
-        <w:t>//господи_взиваю/1</w:t>
+        <w:t>спасіння душ наших.</w:t>
+      </w:r>
+    </w:p>
+    <w:p>
+      <w:r>
+        <w:rPr>
+          <w:highlight w:val="darkGray"/>
+        </w:rPr>
+        <w:t>//утреня/хвалитні/стихири/1</w:t>
       </w:r>
     </w:p>
     <w:p>
@@ -441,91 +413,8 @@
           <w:color w:val="FF0000"/>
           <w:sz w:val="24"/>
         </w:rPr>
-        <w:t xml:space="preserve">(г. 5, подібний: Радуйся): </w:t>
-      </w:r>
-      <w:r>
-        <w:rPr>
-          <w:rFonts w:ascii="Times New Roman" w:hAnsi="Times New Roman"/>
-          <w:sz w:val="24"/>
-        </w:rPr>
-        <w:t>Пройшовши всю землю, учні Господні,* ви посіяли божественне навчання,* несучи лише слово, як світильник,* і все ваше багатство.* Ним ви осоромили жорстокість* царів і мучителів,* і розірвали, як павутиння,* мудрощі філософів та риторів,* призвавши всіх до пізнання* і розуміння Творця* і відкинувши суєтні бісівські служіння.* Тому і я молю вас:* Вашими молитвами визвольте мене* від нерозумних пристрастей.</w:t>
-      </w:r>
-    </w:p>
-    <w:p>
-      <w:r>
-        <w:t>//господи_взиваю/2</w:t>
-      </w:r>
-    </w:p>
-    <w:p>
-      <w:pPr>
-        <w:spacing w:after="120"/>
-        <w:jc w:val="both"/>
-      </w:pPr>
-      <w:r>
-        <w:rPr>
-          <w:rFonts w:ascii="Times New Roman" w:hAnsi="Times New Roman"/>
-          <w:sz w:val="24"/>
-        </w:rPr>
-        <w:t>Визвольте всіх нас, Всеблаженні,* вашими моліннями до Бога* від бурі спокус* та гнітючої неправди безчесних єресей,* злих бісівських наклепів* і прикрої людської напасти та замішання,* невидимого вогню, вічної черви,* скреготання зубів* і всякої іншої муки.* Умоліть його, щоб задля стриманости і трудів, осягнули ми* нагороду за чесноту,* спадкоємство небесного царства* і велику милість.</w:t>
-      </w:r>
-    </w:p>
-    <w:p>
-      <w:r>
-        <w:t>//господи_взиваю/3</w:t>
-      </w:r>
-    </w:p>
-    <w:p>
-      <w:pPr>
-        <w:spacing w:after="120"/>
-        <w:jc w:val="both"/>
-      </w:pPr>
-      <w:r>
-        <w:rPr>
-          <w:rFonts w:ascii="Times New Roman" w:hAnsi="Times New Roman"/>
-          <w:sz w:val="24"/>
-        </w:rPr>
-        <w:t>Прийнявши ясно всю світлість* несказанного провидіння,* відбиток троїчного світла,* як це лиш людській природі можливо,* ви, всехвальна Дванадцятко,* виявились досконалим проводом й однодушним собором.* Маючи при собі сімдесят двох,* ви просвітили всі кінці світу,* що лежали в темряві злощасних єресей,* умоляючи Христа, що дає світові велику милість.</w:t>
-      </w:r>
-    </w:p>
-    <w:p>
-      <w:pPr>
-        <w:pStyle w:val="Heading1"/>
-      </w:pPr>
-      <w:r>
-        <w:t>Глас 5 - ПТ</w:t>
-      </w:r>
-    </w:p>
-    <w:p>
-      <w:r>
-        <w:t>/октоїх/1/ПТ</w:t>
-      </w:r>
-    </w:p>
-    <w:p>
-      <w:pPr>
-        <w:pStyle w:val="Heading2"/>
-      </w:pPr>
-      <w:r>
-        <w:t>ВЕЧІРНЯ</w:t>
-      </w:r>
-    </w:p>
-    <w:p>
-      <w:pPr>
-        <w:pStyle w:val="Heading3"/>
-      </w:pPr>
-      <w:r>
-        <w:t>//господи_взиваю</w:t>
-      </w:r>
-    </w:p>
-    <w:p>
-      <w:r>
-        <w:t>//господи_взиваю/1</w:t>
-      </w:r>
-    </w:p>
-    <w:p>
-      <w:pPr>
-        <w:spacing w:after="120"/>
-        <w:jc w:val="both"/>
-      </w:pPr>
+        <w:t xml:space="preserve">(г. </w:t>
+      </w:r>
       <w:r>
         <w:rPr>
           <w:rFonts w:ascii="Times New Roman" w:hAnsi="Times New Roman"/>
@@ -533,19 +422,29 @@
           <w:color w:val="FF0000"/>
           <w:sz w:val="24"/>
         </w:rPr>
-        <w:t>(г. 5):</w:t>
+        <w:t xml:space="preserve">5): </w:t>
       </w:r>
       <w:r>
         <w:rPr>
           <w:rFonts w:ascii="Times New Roman" w:hAnsi="Times New Roman"/>
           <w:sz w:val="24"/>
         </w:rPr>
-        <w:t xml:space="preserve"> Всі дібровні дерева нехай радіють,* побачивши всечесне дерево* благословенне Господніми стражданнями,* що сяє благодаттю, як вогняне полум'я,* виточуючи немов воду для всіх дари.* Воно просвічує душі й думки,* очищує недуги й усуває страждання,* далеко проганяє невидимих бісів,* наочно перемагає чужі народи* і завжди подає Церкві над ворогами перемогу,* вірним – благословення і велику милість.</w:t>
-      </w:r>
-    </w:p>
-    <w:p>
-      <w:r>
-        <w:t>//господи_взиваю/2</w:t>
+        <w:t>Господи, із запечатаного нечестивцями гробу* ти вийшов так, як і народився з Богородиці.* Твої безтілесні ангели не зрозуміли, як ти воплотився;* і воїни, що тебе сторожили, не чули, коли ти воскрес,* бо це й те було закрите для тих, що досліджують.* А</w:t>
+      </w:r>
+      <w:r>
+        <w:rPr>
+          <w:rFonts w:ascii="Times New Roman" w:hAnsi="Times New Roman"/>
+          <w:sz w:val="24"/>
+        </w:rPr>
+        <w:t>ле тим, що вірою поклоняються таїнству, явились чудеса;* тож і нам, що його прославляємо,* подай радість і велику милість.</w:t>
+      </w:r>
+    </w:p>
+    <w:p>
+      <w:r>
+        <w:rPr>
+          <w:highlight w:val="darkGray"/>
+        </w:rPr>
+        <w:t>//утреня/хвалитні/стихири/2</w:t>
       </w:r>
     </w:p>
     <w:p>
@@ -558,12 +457,22 @@
           <w:rFonts w:ascii="Times New Roman" w:hAnsi="Times New Roman"/>
           <w:sz w:val="24"/>
         </w:rPr>
-        <w:t>Поклоняємося з вірою місцеві,* де стояли ноги Господні, як сказав пророк,* і славимо розп'ятого Христа,* з яким розп'ялися прогріхи наші.* Він знищив прокляття дерева і примирив з Отцем тих,* які думками перебували далеко.* Тому духом цілуємо руки і ноги,* цвяхи, спис, тростину й губку, та й вінок терновий,* шанобливо почитаючи зневаги й наруги* та все інше, що за нас він вистраждав,* бо завдяки йому і ми спаслися.</w:t>
-      </w:r>
-    </w:p>
-    <w:p>
-      <w:r>
-        <w:t>//господи_взиваю/3</w:t>
+        <w:t>Вічні засуви розбив ти, Господи,* і розірвав окови.</w:t>
+      </w:r>
+      <w:r>
+        <w:rPr>
+          <w:rFonts w:ascii="Times New Roman" w:hAnsi="Times New Roman"/>
+          <w:sz w:val="24"/>
+        </w:rPr>
+        <w:t>* Ти воскрес із гробу і залишив твої похоронні полотна на свідчення* справжнього твого триденного погребення,* та й випередив апостолів у Галилеї,* хоч стерегли тебе в печері.* Велика твоя милість, недосяжний Спасе,* помилуй і спаси нас.</w:t>
+      </w:r>
+    </w:p>
+    <w:p>
+      <w:r>
+        <w:rPr>
+          <w:highlight w:val="darkGray"/>
+        </w:rPr>
+        <w:t>//утреня/хвалитні/стихири/3</w:t>
       </w:r>
     </w:p>
     <w:p>
@@ -576,10 +485,2973 @@
           <w:rFonts w:ascii="Times New Roman" w:hAnsi="Times New Roman"/>
           <w:sz w:val="24"/>
         </w:rPr>
+        <w:t>Господи, жінки прибігли до гробу,* щоб побачити тебе, Христа, що за нас постраждав,* та, прийшовши, знайшли ангела,* що сидів на камені, який з остраху відкотився.* Ангел же кликнув до них, ка</w:t>
+      </w:r>
+      <w:r>
+        <w:rPr>
+          <w:rFonts w:ascii="Times New Roman" w:hAnsi="Times New Roman"/>
+          <w:sz w:val="24"/>
+        </w:rPr>
+        <w:t>жучи: Воскрес Господь!* Скажіть учням, що він встав із мертвих* і спасає душі наші.</w:t>
+      </w:r>
+    </w:p>
+    <w:p>
+      <w:r>
+        <w:rPr>
+          <w:highlight w:val="darkGray"/>
+        </w:rPr>
+        <w:t>//утреня/хвалитні/стихири/4</w:t>
+      </w:r>
+    </w:p>
+    <w:p>
+      <w:pPr>
+        <w:spacing w:after="120"/>
+        <w:jc w:val="both"/>
+      </w:pPr>
+      <w:r>
+        <w:rPr>
+          <w:rFonts w:ascii="Times New Roman" w:hAnsi="Times New Roman"/>
+          <w:sz w:val="24"/>
+        </w:rPr>
+        <w:t>Господи, як вийшов ти з запечатаного гробу,* так і ввійшов ти через зачинені двері до твоїх учнів,* пока</w:t>
+      </w:r>
+      <w:r>
+        <w:rPr>
+          <w:rFonts w:ascii="Times New Roman" w:hAnsi="Times New Roman"/>
+          <w:sz w:val="24"/>
+        </w:rPr>
+        <w:t>зуючи їм тілесні страждання,* що їх ти прийнявся, довготерпеливий Спасе.* Як син Давида, ти витерпів рани,* як Божий Син, ти визволив світ.* Тож велика твоя милість, неосяжний Спасе!* Помилуй і спаси нас.</w:t>
+      </w:r>
+    </w:p>
+    <w:p>
+      <w:pPr>
+        <w:pStyle w:val="Heading1"/>
+      </w:pPr>
+      <w:r>
+        <w:t>Глас 5 - ПН</w:t>
+      </w:r>
+    </w:p>
+    <w:p>
+      <w:r>
+        <w:rPr>
+          <w:highlight w:val="darkGray"/>
+        </w:rPr>
+        <w:t>/октоїх/5/ПН</w:t>
+      </w:r>
+    </w:p>
+    <w:p>
+      <w:pPr>
+        <w:pStyle w:val="Heading2"/>
+      </w:pPr>
+      <w:r>
+        <w:t>ВЕЧІРНЯ</w:t>
+      </w:r>
+    </w:p>
+    <w:p>
+      <w:pPr>
+        <w:pStyle w:val="Heading3"/>
+      </w:pPr>
+      <w:r>
+        <w:rPr>
+          <w:highlight w:val="darkGray"/>
+        </w:rPr>
+        <w:t>//вечірня/господи_взиваю</w:t>
+      </w:r>
+    </w:p>
+    <w:p>
+      <w:r>
+        <w:rPr>
+          <w:highlight w:val="darkGray"/>
+        </w:rPr>
+        <w:t>//вечірня/господи_взиваю/стихири/1</w:t>
+      </w:r>
+    </w:p>
+    <w:p>
+      <w:pPr>
+        <w:spacing w:after="120"/>
+        <w:jc w:val="both"/>
+      </w:pPr>
+      <w:r>
+        <w:rPr>
+          <w:rFonts w:ascii="Times New Roman" w:hAnsi="Times New Roman"/>
+          <w:i/>
+          <w:color w:val="FF0000"/>
+          <w:sz w:val="24"/>
+        </w:rPr>
+        <w:t>(г. 5, подібний: Радуйся):</w:t>
+      </w:r>
+      <w:r>
+        <w:rPr>
+          <w:rFonts w:ascii="Times New Roman" w:hAnsi="Times New Roman"/>
+          <w:sz w:val="24"/>
+        </w:rPr>
+        <w:t xml:space="preserve"> Гірко плачемо й сумуємо, окаянні,* передбачаючи страшне слово розплати,* не мавши з учинків найменшого виправлення за провину.* Тому й молимось:* Перше між постигне нас несподівано кончина* і смерть нас скосить, раніш страшного суду* і перш ніж прийняти засуд* на вогонь невгасний і повну темряву,* де черв'яки і скреготання нищать грішників,* – дай нам, Христе наш, визволення від гріхів, і велику милість.</w:t>
+      </w:r>
+    </w:p>
+    <w:p>
+      <w:r>
+        <w:rPr>
+          <w:highlight w:val="darkGray"/>
+        </w:rPr>
+        <w:t>//вечірня/господи_взиваю/стихири/2</w:t>
+      </w:r>
+    </w:p>
+    <w:p>
+      <w:pPr>
+        <w:spacing w:after="120"/>
+        <w:jc w:val="both"/>
+      </w:pPr>
+      <w:r>
+        <w:rPr>
+          <w:rFonts w:ascii="Times New Roman" w:hAnsi="Times New Roman"/>
+          <w:sz w:val="24"/>
+        </w:rPr>
+        <w:t>Ми нещасні, Боже і Творче наш,* погордили твоїми законами й писаннями,* відкинувши твої заповіді.* Як же тепер втечемо від тої муки?* Тому перед нашою смертю, Спасе, дай нам, як предобрий Бог, прощення,* потоки сліз і справжнє покаяння,* проганяючи далеко бісівські полчища,* які силкуються звести нас в адське провалля.* Тож і молимось тобі,* щоб не відняв під нас твоєї всемогутньої руки.</w:t>
+      </w:r>
+    </w:p>
+    <w:p>
+      <w:r>
+        <w:rPr>
+          <w:highlight w:val="darkGray"/>
+        </w:rPr>
+        <w:t>//вечірня/господи_взиваю/стихири/3</w:t>
+      </w:r>
+    </w:p>
+    <w:p>
+      <w:pPr>
+        <w:spacing w:after="120"/>
+        <w:jc w:val="both"/>
+      </w:pPr>
+      <w:r>
+        <w:rPr>
+          <w:rFonts w:ascii="Times New Roman" w:hAnsi="Times New Roman"/>
+          <w:sz w:val="24"/>
+        </w:rPr>
+        <w:t>Горе нам, який у нас затемнений ум!* Як далеко ми відійшли, окаянні, від тебе* і трудилися для гріха,* віддавши себе цілком тілесним похотям,* що живуть у нас грішних!* А нині чекаємо кінця нашого життя і майбутньої муки.* Господи предобрий, дай нам сльози покаяння* і, щиро молимо тебе,* розрішення незліченних наших прогріхів,* бо ти даєш світові велику милість.</w:t>
+      </w:r>
+    </w:p>
+    <w:p>
+      <w:r>
+        <w:rPr>
+          <w:highlight w:val="darkGray"/>
+        </w:rPr>
+        <w:t>//вечірня/стиховня/стихири/1</w:t>
+      </w:r>
+    </w:p>
+    <w:p>
+      <w:pPr>
+        <w:spacing w:after="120"/>
+        <w:jc w:val="both"/>
+      </w:pPr>
+      <w:r>
+        <w:rPr>
+          <w:rFonts w:ascii="Times New Roman" w:hAnsi="Times New Roman"/>
+          <w:i/>
+          <w:color w:val="FF0000"/>
+          <w:sz w:val="24"/>
+        </w:rPr>
+        <w:t xml:space="preserve">(г. 5): </w:t>
+      </w:r>
+      <w:r>
+        <w:rPr>
+          <w:rFonts w:ascii="Times New Roman" w:hAnsi="Times New Roman"/>
+          <w:sz w:val="24"/>
+        </w:rPr>
+        <w:t xml:space="preserve">Господи, грішити не перестаю,* милосердя сподобляюся і цього не розумію.* Подолай мій нерозум, єдиний Добрий, і помилуй мене. </w:t>
+      </w:r>
+    </w:p>
+    <w:p>
+      <w:r>
+        <w:rPr>
+          <w:highlight w:val="darkGray"/>
+        </w:rPr>
+        <w:t>//вечірня/стиховня/стихири/2</w:t>
+      </w:r>
+    </w:p>
+    <w:p>
+      <w:pPr>
+        <w:spacing w:after="120"/>
+        <w:jc w:val="both"/>
+      </w:pPr>
+      <w:r>
+        <w:rPr>
+          <w:rFonts w:ascii="Times New Roman" w:hAnsi="Times New Roman"/>
+          <w:sz w:val="24"/>
+        </w:rPr>
+        <w:t>Господи, хоч тремчу зі страху перед тобою,* зло чинити не залишаю.* Хто ж на суді не боїться судді?* Або хто, бажаючи вилікуватись, лікаря гнівить, як я?* Довготерпеливий Господи, змилосердься над моєю неміччю і помилуй мене.</w:t>
+      </w:r>
+    </w:p>
+    <w:p>
+      <w:r>
+        <w:rPr>
+          <w:highlight w:val="darkGray"/>
+        </w:rPr>
+        <w:t>//вечірня/стиховня/стихири/3</w:t>
+      </w:r>
+    </w:p>
+    <w:p>
+      <w:pPr>
+        <w:spacing w:after="120"/>
+        <w:jc w:val="both"/>
+      </w:pPr>
+      <w:r>
+        <w:rPr>
+          <w:rFonts w:ascii="Times New Roman" w:hAnsi="Times New Roman"/>
+          <w:sz w:val="24"/>
+        </w:rPr>
+        <w:t>Не дбаючи про туземне* і мужньо на муки зважившись,* ви, преславні мученики, не втратили надії блаженних, але стали спадкоємцями небесного царства.* Тож, мавши сміливість до чоловіколюбного Бога,* випросіть світові замирення* і душам нашим велику милість.</w:t>
+      </w:r>
+    </w:p>
+    <w:p>
+      <w:r>
+        <w:rPr>
+          <w:highlight w:val="darkGray"/>
+        </w:rPr>
+        <w:t>//вечірня/стиховня/стихири/4</w:t>
+      </w:r>
+    </w:p>
+    <w:p>
+      <w:pPr>
+        <w:spacing w:after="120"/>
+        <w:jc w:val="both"/>
+      </w:pPr>
+      <w:r>
+        <w:rPr>
+          <w:rFonts w:ascii="Times New Roman" w:hAnsi="Times New Roman"/>
+          <w:b/>
+          <w:sz w:val="24"/>
+        </w:rPr>
+        <w:t>Слава і нині</w:t>
+      </w:r>
+      <w:r>
+        <w:rPr>
+          <w:rFonts w:ascii="Times New Roman" w:hAnsi="Times New Roman"/>
+          <w:sz w:val="24"/>
+        </w:rPr>
+        <w:t>: Страшне і преславне, і велике таїнство!* Невмістимий у лоні вмістився,* а мати й по народженні далі залишилась Дівою,* бо вона Бога породила, що з неї воплотився.* До нього кличмо, йому співаймо пісню, з ангелами мовивши:* Святий ти, Христе Боже,* що заради нас став людиною, – слава тобі!</w:t>
+      </w:r>
+    </w:p>
+    <w:p>
+      <w:pPr>
+        <w:pStyle w:val="Heading2"/>
+      </w:pPr>
+      <w:r>
+        <w:t>УТРЕНЯ</w:t>
+      </w:r>
+    </w:p>
+    <w:p>
+      <w:r>
+        <w:rPr>
+          <w:highlight w:val="darkGray"/>
+        </w:rPr>
+        <w:t>//утреня/сідальні_по_першому_славословї/1</w:t>
+      </w:r>
+    </w:p>
+    <w:p>
+      <w:pPr>
+        <w:spacing w:after="120"/>
+        <w:jc w:val="both"/>
+      </w:pPr>
+      <w:r>
+        <w:rPr>
+          <w:rFonts w:ascii="Times New Roman" w:hAnsi="Times New Roman"/>
+          <w:i/>
+          <w:color w:val="FF0000"/>
+          <w:sz w:val="24"/>
+        </w:rPr>
+        <w:t>(г. 5):</w:t>
+      </w:r>
+      <w:r>
+        <w:rPr>
+          <w:rFonts w:ascii="Times New Roman" w:hAnsi="Times New Roman"/>
+          <w:sz w:val="24"/>
+        </w:rPr>
+        <w:t xml:space="preserve"> Коли Суддя засяде й ангели перед ним стоятимуть,* сурма сурмитиме і вогонь горітиме,* що робитимеш, душе моя, ведена на суд?* Тоді бо злочини твої стануть перед тобою* і виявляться всі твої таємні гріхи!* Тому перед кінцем взивай до Судді:* Боже, очисти мене і спаси мене!</w:t>
+      </w:r>
+    </w:p>
+    <w:p>
+      <w:r>
+        <w:rPr>
+          <w:highlight w:val="darkGray"/>
+        </w:rPr>
+        <w:t>//утреня/сідальні_по_першому_славословї/2</w:t>
+      </w:r>
+    </w:p>
+    <w:p>
+      <w:pPr>
+        <w:spacing w:after="120"/>
+        <w:jc w:val="both"/>
+      </w:pPr>
+      <w:r>
+        <w:rPr>
+          <w:rFonts w:ascii="Times New Roman" w:hAnsi="Times New Roman"/>
+          <w:b/>
+          <w:sz w:val="24"/>
+        </w:rPr>
+        <w:t>Слава і нині</w:t>
+      </w:r>
+      <w:r>
+        <w:rPr>
+          <w:rFonts w:ascii="Times New Roman" w:hAnsi="Times New Roman"/>
+          <w:sz w:val="24"/>
+        </w:rPr>
+        <w:t>: Ти, Пречиста, святіша від херувимів і вища від серафимів.* Справжньою Богородицею тебе визнаємо,* бо маємо ми, грішні, заcтупницю і в час напастей знаходимо спасіння.* Тому не переставай молитися за нас,* сило і пристановище душ наших.</w:t>
+      </w:r>
+    </w:p>
+    <w:p>
+      <w:r>
+        <w:rPr>
+          <w:highlight w:val="darkGray"/>
+        </w:rPr>
+        <w:t>//утреня/сідальні_по_другому_славословї/1</w:t>
+      </w:r>
+    </w:p>
+    <w:p>
+      <w:pPr>
+        <w:spacing w:after="120"/>
+        <w:jc w:val="both"/>
+      </w:pPr>
+      <w:r>
+        <w:rPr>
+          <w:rFonts w:ascii="Times New Roman" w:hAnsi="Times New Roman"/>
+          <w:i/>
+          <w:color w:val="FF0000"/>
+          <w:sz w:val="24"/>
+        </w:rPr>
+        <w:t xml:space="preserve">(г. 5): </w:t>
+      </w:r>
+      <w:r>
+        <w:rPr>
+          <w:rFonts w:ascii="Times New Roman" w:hAnsi="Times New Roman"/>
+          <w:sz w:val="24"/>
+        </w:rPr>
+        <w:t>Дочасним є тутешнє, душе, тамошнє ж − вічне.* Бачу суд і Суддю на престолі, тому боюся вироку;* отже негайно навертайся, бо суд буде безпощадний.</w:t>
+      </w:r>
+    </w:p>
+    <w:p>
+      <w:r>
+        <w:rPr>
+          <w:highlight w:val="darkGray"/>
+        </w:rPr>
+        <w:t>//утреня/сідальні_по_другому_славословї/2</w:t>
+      </w:r>
+    </w:p>
+    <w:p>
+      <w:pPr>
+        <w:spacing w:after="120"/>
+        <w:jc w:val="both"/>
+      </w:pPr>
+      <w:r>
+        <w:rPr>
+          <w:rFonts w:ascii="Times New Roman" w:hAnsi="Times New Roman"/>
+          <w:b/>
+          <w:sz w:val="24"/>
+        </w:rPr>
+        <w:t>Слава і нині</w:t>
+      </w:r>
+      <w:r>
+        <w:rPr>
+          <w:rFonts w:ascii="Times New Roman" w:hAnsi="Times New Roman"/>
+          <w:sz w:val="24"/>
+        </w:rPr>
+        <w:t>: З ангелами по-небесному, а з людьми по-земному* радісно взиваємо до тебе, Богородице:* Радуйся, брамо, просторіша від неба!* Радуйся, єдине землян спасіння!* Радуйся, чиста благословенна,* що в тілі Бога породила.</w:t>
+      </w:r>
+    </w:p>
+    <w:p>
+      <w:r>
+        <w:rPr>
+          <w:highlight w:val="darkGray"/>
+        </w:rPr>
+        <w:t>//утреня/світильні/1</w:t>
+      </w:r>
+    </w:p>
+    <w:p>
+      <w:pPr>
+        <w:spacing w:after="120"/>
+        <w:jc w:val="both"/>
+      </w:pPr>
+      <w:r>
+        <w:rPr>
+          <w:rFonts w:ascii="Times New Roman" w:hAnsi="Times New Roman"/>
+          <w:sz w:val="24"/>
+        </w:rPr>
+        <w:t>Архангели й ангели, начала й господьства,* сили і власті, престоли, багатозорі херувими і шестокрильні серафими!* Моліться за нас, щоб визволились ми від бід і вогню невгасного.</w:t>
+      </w:r>
+    </w:p>
+    <w:p>
+      <w:r>
+        <w:rPr>
+          <w:highlight w:val="darkGray"/>
+        </w:rPr>
+        <w:t>//утреня/світильні/2</w:t>
+      </w:r>
+    </w:p>
+    <w:p>
+      <w:pPr>
+        <w:spacing w:after="120"/>
+        <w:jc w:val="both"/>
+      </w:pPr>
+      <w:r>
+        <w:rPr>
+          <w:rFonts w:ascii="Times New Roman" w:hAnsi="Times New Roman"/>
+          <w:b/>
+          <w:sz w:val="24"/>
+        </w:rPr>
+        <w:t>Слава і нині</w:t>
+      </w:r>
+      <w:r>
+        <w:rPr>
+          <w:rFonts w:ascii="Times New Roman" w:hAnsi="Times New Roman"/>
+          <w:sz w:val="24"/>
+        </w:rPr>
+        <w:t>: Ти мені заступниця, Пречиста,* кріпке забороло і провідниця світу,* тож до тебе припадаю і кличу:* Визволь мене, Діво, від лютих бід та звільни від вічного вогню,* бо на тебе надіюся.</w:t>
+      </w:r>
+    </w:p>
+    <w:p>
+      <w:r>
+        <w:rPr>
+          <w:highlight w:val="darkGray"/>
+        </w:rPr>
+        <w:t>//утреня/стиховня/стихири/1</w:t>
+      </w:r>
+    </w:p>
+    <w:p>
+      <w:pPr>
+        <w:spacing w:after="120"/>
+        <w:jc w:val="both"/>
+      </w:pPr>
+      <w:r>
+        <w:rPr>
+          <w:rFonts w:ascii="Times New Roman" w:hAnsi="Times New Roman"/>
+          <w:i/>
+          <w:color w:val="FF0000"/>
+          <w:sz w:val="24"/>
+        </w:rPr>
+        <w:t xml:space="preserve">(г. 5): </w:t>
+      </w:r>
+      <w:r>
+        <w:rPr>
+          <w:rFonts w:ascii="Times New Roman" w:hAnsi="Times New Roman"/>
+          <w:sz w:val="24"/>
+        </w:rPr>
+        <w:t>На безліч моїх гріхів не зважай, Господи, народжений з Діви,* і всі мої гріхи очисти, даючи мені бажання навернутись;* тобі, як єдиному чоловіколюбцю, молюся: Помилуй мене.</w:t>
+      </w:r>
+    </w:p>
+    <w:p>
+      <w:r>
+        <w:rPr>
+          <w:highlight w:val="darkGray"/>
+        </w:rPr>
+        <w:t>//утреня/стиховня/стихири/2</w:t>
+      </w:r>
+    </w:p>
+    <w:p>
+      <w:pPr>
+        <w:spacing w:after="120"/>
+        <w:jc w:val="both"/>
+      </w:pPr>
+      <w:r>
+        <w:rPr>
+          <w:rFonts w:ascii="Times New Roman" w:hAnsi="Times New Roman"/>
+          <w:i/>
+          <w:color w:val="FF0000"/>
+          <w:sz w:val="24"/>
+        </w:rPr>
+        <w:t>Стих:</w:t>
+      </w:r>
+      <w:r>
+        <w:rPr>
+          <w:rFonts w:ascii="Times New Roman" w:hAnsi="Times New Roman"/>
+          <w:i/>
+          <w:sz w:val="24"/>
+        </w:rPr>
+        <w:t xml:space="preserve"> </w:t>
+      </w:r>
+      <w:r>
+        <w:rPr>
+          <w:rFonts w:ascii="Times New Roman" w:hAnsi="Times New Roman"/>
+          <w:sz w:val="24"/>
+          <w:u w:val="single"/>
+        </w:rPr>
+        <w:t>Насити нас уранці милістю твоєю, Господи, щоб ми раділи й веселились по всі дні наші. Звесели нас мірою днів, за яких ти засмутив нас, мірою літ, що в них ми зазнали горя.* Нехай виявиться твоїм слугам твоє діло, і слава твоя – їхнім дітям.</w:t>
+      </w:r>
+    </w:p>
+    <w:p>
+      <w:r>
+        <w:rPr>
+          <w:highlight w:val="darkGray"/>
+        </w:rPr>
+        <w:t>//утреня/стиховня/стихири/3</w:t>
+      </w:r>
+    </w:p>
+    <w:p>
+      <w:pPr>
+        <w:spacing w:after="120"/>
+        <w:jc w:val="both"/>
+      </w:pPr>
+      <w:r>
+        <w:rPr>
+          <w:rFonts w:ascii="Times New Roman" w:hAnsi="Times New Roman"/>
+          <w:sz w:val="24"/>
+        </w:rPr>
+        <w:t>Горе мені! До кого ж я уподібнююся?* До неплідної смоковниці.* Тому й боюся, щоб мене не проклято й не зрубано.* Але ти, небесний господарю, Христе Боже,* вчини плідною запущену мою душу* і, як блудного сина, прийми мене і помилуй.</w:t>
+      </w:r>
+    </w:p>
+    <w:p>
+      <w:r>
+        <w:rPr>
+          <w:highlight w:val="darkGray"/>
+        </w:rPr>
+        <w:t>//утреня/стиховня/стихири/4</w:t>
+      </w:r>
+    </w:p>
+    <w:p>
+      <w:pPr>
+        <w:spacing w:after="120"/>
+        <w:jc w:val="both"/>
+      </w:pPr>
+      <w:r>
+        <w:rPr>
+          <w:rFonts w:ascii="Times New Roman" w:hAnsi="Times New Roman"/>
+          <w:i/>
+          <w:color w:val="FF0000"/>
+          <w:sz w:val="24"/>
+        </w:rPr>
+        <w:t>Стих:</w:t>
+      </w:r>
+      <w:r>
+        <w:rPr>
+          <w:rFonts w:ascii="Times New Roman" w:hAnsi="Times New Roman"/>
+          <w:i/>
+          <w:sz w:val="24"/>
+        </w:rPr>
+        <w:t xml:space="preserve"> </w:t>
+      </w:r>
+      <w:r>
+        <w:rPr>
+          <w:rFonts w:ascii="Times New Roman" w:hAnsi="Times New Roman"/>
+          <w:sz w:val="24"/>
+          <w:u w:val="single"/>
+        </w:rPr>
+        <w:t>І ласка Господа, Бога нашого, нехай буде над нами,* і стверди діло рук наших; стверди його – діло рук наших.</w:t>
+      </w:r>
+    </w:p>
+    <w:p>
+      <w:r>
+        <w:rPr>
+          <w:highlight w:val="darkGray"/>
+        </w:rPr>
+        <w:t>//утреня/стиховня/стихири/5</w:t>
+      </w:r>
+    </w:p>
+    <w:p>
+      <w:pPr>
+        <w:spacing w:after="120"/>
+        <w:jc w:val="both"/>
+      </w:pPr>
+      <w:r>
+        <w:rPr>
+          <w:rFonts w:ascii="Times New Roman" w:hAnsi="Times New Roman"/>
+          <w:sz w:val="24"/>
+        </w:rPr>
+        <w:t>Благословенне воїнство Царя небесного!* Хоч ви земляни, але страстотерпцями стали,* і намагалися здобути ангельське достоїнство;* про тіла не дбали й стражданнями сподобилися чести безтілесних.* Тому їхніми молитвами, Господи,* подай нам велику милість.</w:t>
+      </w:r>
+    </w:p>
+    <w:p>
+      <w:r>
+        <w:rPr>
+          <w:highlight w:val="darkGray"/>
+        </w:rPr>
+        <w:t>//утреня/стиховня/стихири/6</w:t>
+      </w:r>
+    </w:p>
+    <w:p>
+      <w:pPr>
+        <w:spacing w:after="120"/>
+        <w:jc w:val="both"/>
+      </w:pPr>
+      <w:r>
+        <w:rPr>
+          <w:rFonts w:ascii="Times New Roman" w:hAnsi="Times New Roman"/>
+          <w:b/>
+          <w:sz w:val="24"/>
+        </w:rPr>
+        <w:t>Слава і нині</w:t>
+      </w:r>
+      <w:r>
+        <w:rPr>
+          <w:rFonts w:ascii="Times New Roman" w:hAnsi="Times New Roman"/>
+          <w:sz w:val="24"/>
+        </w:rPr>
+        <w:t>: Благодатна, своїми молитвами заступайся за нас:* випроси душам нашим багато щедрот* і очищення численних гріхів, молимось.</w:t>
+      </w:r>
+    </w:p>
+    <w:p>
+      <w:pPr>
+        <w:pStyle w:val="Heading1"/>
+      </w:pPr>
+      <w:r>
+        <w:t>Глас 5 - ВВ</w:t>
+      </w:r>
+    </w:p>
+    <w:p>
+      <w:r>
+        <w:rPr>
+          <w:highlight w:val="darkGray"/>
+        </w:rPr>
+        <w:t>/октоїх/5/ВВ</w:t>
+      </w:r>
+    </w:p>
+    <w:p>
+      <w:pPr>
+        <w:pStyle w:val="Heading2"/>
+      </w:pPr>
+      <w:r>
+        <w:t>ВЕЧІРНЯ</w:t>
+      </w:r>
+    </w:p>
+    <w:p>
+      <w:pPr>
+        <w:pStyle w:val="Heading3"/>
+      </w:pPr>
+      <w:r>
+        <w:rPr>
+          <w:highlight w:val="darkGray"/>
+        </w:rPr>
+        <w:t>//вечірня/господи_взиваю</w:t>
+      </w:r>
+    </w:p>
+    <w:p>
+      <w:r>
+        <w:rPr>
+          <w:highlight w:val="darkGray"/>
+        </w:rPr>
+        <w:t>//вечірня/господи_взиваю/стихири/1</w:t>
+      </w:r>
+    </w:p>
+    <w:p>
+      <w:pPr>
+        <w:spacing w:after="120"/>
+        <w:jc w:val="both"/>
+      </w:pPr>
+      <w:r>
+        <w:rPr>
+          <w:rFonts w:ascii="Times New Roman" w:hAnsi="Times New Roman"/>
+          <w:i/>
+          <w:color w:val="FF0000"/>
+          <w:sz w:val="24"/>
+        </w:rPr>
+        <w:t>(г. 5, подібний: Радуйся):</w:t>
+      </w:r>
+      <w:r>
+        <w:rPr>
+          <w:rFonts w:ascii="Times New Roman" w:hAnsi="Times New Roman"/>
+          <w:sz w:val="24"/>
+        </w:rPr>
+        <w:t xml:space="preserve"> Горе нам, що прогнівили тебе,* нашого милосердного Бога і Господа!* Скільки разів обіцяли ми покаятися, Христе,* та нерозумні ми, показалися обманцями.* Забруднивши першу одежу хрищення,* ми занехаяли наш завіт з тобою* і залишили ту другу обітницю,* що ї</w:t>
+      </w:r>
+      <w:r>
+        <w:rPr>
+          <w:rFonts w:ascii="Times New Roman" w:hAnsi="Times New Roman"/>
+          <w:sz w:val="24"/>
+        </w:rPr>
+        <w:t>ї ми визнали тобі перед ангелами й людьми,* зодягнувшись у покутничу одежу,* тож не залиши нас цілком, Спасе, щоб ми не загинули.</w:t>
+      </w:r>
+    </w:p>
+    <w:p>
+      <w:r>
+        <w:rPr>
+          <w:highlight w:val="darkGray"/>
+        </w:rPr>
+        <w:t>//вечірня/господи_взиваю/стихири/2</w:t>
+      </w:r>
+    </w:p>
+    <w:p>
+      <w:pPr>
+        <w:spacing w:after="120"/>
+        <w:jc w:val="both"/>
+      </w:pPr>
+      <w:r>
+        <w:rPr>
+          <w:rFonts w:ascii="Times New Roman" w:hAnsi="Times New Roman"/>
+          <w:sz w:val="24"/>
+        </w:rPr>
+        <w:t>Яку відпов</w:t>
+      </w:r>
+      <w:r>
+        <w:rPr>
+          <w:rFonts w:ascii="Times New Roman" w:hAnsi="Times New Roman"/>
+          <w:sz w:val="24"/>
+        </w:rPr>
+        <w:t>ідь знайдеш,* душе моя окаянна,* в день судний?* Або хто звільнить тебе з вироку* на вогонь вічний та інші муки?* Ніхто, якщо ти сама не умилостивиш Добросердого,* залишивши діла твої лихі і взявшись до життя добровгодного.* Оплакуй щоденно твої безмірні п</w:t>
+      </w:r>
+      <w:r>
+        <w:rPr>
+          <w:rFonts w:ascii="Times New Roman" w:hAnsi="Times New Roman"/>
+          <w:sz w:val="24"/>
+        </w:rPr>
+        <w:t>рогрішення,* що ними ти невпинно провиняєшся ділом, словом і думкою.* Умоляй Христа,* щоб подав тобі їх досконале прощення.</w:t>
+      </w:r>
+    </w:p>
+    <w:p>
+      <w:r>
+        <w:rPr>
+          <w:highlight w:val="darkGray"/>
+        </w:rPr>
+        <w:t>//вечірня/господи_взиваю/стихири/3</w:t>
+      </w:r>
+    </w:p>
+    <w:p>
+      <w:pPr>
+        <w:spacing w:after="120"/>
+        <w:jc w:val="both"/>
+      </w:pPr>
+      <w:r>
+        <w:rPr>
+          <w:rFonts w:ascii="Times New Roman" w:hAnsi="Times New Roman"/>
+          <w:sz w:val="24"/>
+        </w:rPr>
+        <w:t>Нехай не оволодіє нами, Спасе,* гріховна зви</w:t>
+      </w:r>
+      <w:r>
+        <w:rPr>
+          <w:rFonts w:ascii="Times New Roman" w:hAnsi="Times New Roman"/>
+          <w:sz w:val="24"/>
+        </w:rPr>
+        <w:t xml:space="preserve">чка, що нас зводить,* нехай біс не панує над нами,* завжди подолуючи і ведучи за своїм хотінням.* Вирви нас з його володіння твоєю сильною рукою, Всемогутній!* Царюй у нас, Чоловіколюбче!* Вчини, щоб ми були повністю твоїми* і жили за твоєю, Спасе, волею* </w:t>
+      </w:r>
+      <w:r>
+        <w:rPr>
+          <w:rFonts w:ascii="Times New Roman" w:hAnsi="Times New Roman"/>
+          <w:sz w:val="24"/>
+        </w:rPr>
+        <w:t>та в тобі мали спокій,* і щоб знайшли спасенне прощення й велику милість.</w:t>
+      </w:r>
+    </w:p>
+    <w:p>
+      <w:r>
+        <w:rPr>
+          <w:highlight w:val="darkGray"/>
+        </w:rPr>
+        <w:t>//вечірня/стиховня/стихири/1</w:t>
+      </w:r>
+    </w:p>
+    <w:p>
+      <w:pPr>
+        <w:spacing w:after="120"/>
+        <w:jc w:val="both"/>
+      </w:pPr>
+      <w:r>
+        <w:rPr>
+          <w:rFonts w:ascii="Times New Roman" w:hAnsi="Times New Roman"/>
+          <w:i/>
+          <w:color w:val="FF0000"/>
+          <w:sz w:val="24"/>
+        </w:rPr>
+        <w:t>(г. 5):</w:t>
+      </w:r>
+      <w:r>
+        <w:rPr>
+          <w:rFonts w:ascii="Times New Roman" w:hAnsi="Times New Roman"/>
+          <w:sz w:val="24"/>
+        </w:rPr>
+        <w:t xml:space="preserve"> Господи, грішити не перестаю,* милосердя сподобляюся і цього не розумію.* Подолай мій нерозум, єдиний Добрий, і помилуй мене.</w:t>
+      </w:r>
+    </w:p>
+    <w:p>
+      <w:r>
+        <w:rPr>
+          <w:highlight w:val="darkGray"/>
+        </w:rPr>
+        <w:t>//вечірня/стиховня/стихири/2</w:t>
+      </w:r>
+    </w:p>
+    <w:p>
+      <w:pPr>
+        <w:spacing w:after="120"/>
+        <w:jc w:val="both"/>
+      </w:pPr>
+      <w:r>
+        <w:rPr>
+          <w:rFonts w:ascii="Times New Roman" w:hAnsi="Times New Roman"/>
+          <w:sz w:val="24"/>
+        </w:rPr>
+        <w:t>Господи, хоч тремчу зі страху перед тобою,* зло чинити не залишаю.* Хто ж на суді не боїться судді?* Або хто, бажаючи вилікуватись, лікаря гнівить, як я?* Довготерпелив</w:t>
+      </w:r>
+      <w:r>
+        <w:rPr>
+          <w:rFonts w:ascii="Times New Roman" w:hAnsi="Times New Roman"/>
+          <w:sz w:val="24"/>
+        </w:rPr>
+        <w:t>ий Господи, змилосердься над моєю неміччю і помилуй мене.</w:t>
+      </w:r>
+    </w:p>
+    <w:p>
+      <w:r>
+        <w:rPr>
+          <w:highlight w:val="darkGray"/>
+        </w:rPr>
+        <w:t>//вечірня/стиховня/стихири/3</w:t>
+      </w:r>
+    </w:p>
+    <w:p>
+      <w:pPr>
+        <w:spacing w:after="120"/>
+        <w:jc w:val="both"/>
+      </w:pPr>
+      <w:r>
+        <w:rPr>
+          <w:rFonts w:ascii="Times New Roman" w:hAnsi="Times New Roman"/>
+          <w:sz w:val="24"/>
+        </w:rPr>
+        <w:t>Щитом віри заслонившись* і знаком хреста скріпившись, святі тво</w:t>
+      </w:r>
+      <w:r>
+        <w:rPr>
+          <w:rFonts w:ascii="Times New Roman" w:hAnsi="Times New Roman"/>
+          <w:sz w:val="24"/>
+        </w:rPr>
+        <w:t>ї, Господи,* хоробро пішли на муки й перемогли диявольську гординю й обман.* Їхніми молитвами, як Бог всесильний,* подай світові мир і душам нашим велику милість.</w:t>
+      </w:r>
+    </w:p>
+    <w:p>
+      <w:r>
+        <w:rPr>
+          <w:highlight w:val="darkGray"/>
+        </w:rPr>
+        <w:t>//вечірня/стиховня/стихири/4</w:t>
+      </w:r>
+    </w:p>
+    <w:p>
+      <w:pPr>
+        <w:spacing w:after="120"/>
+        <w:jc w:val="both"/>
+      </w:pPr>
+      <w:r>
+        <w:rPr>
+          <w:rFonts w:ascii="Times New Roman" w:hAnsi="Times New Roman"/>
+          <w:b/>
+          <w:sz w:val="24"/>
+        </w:rPr>
+        <w:t>Слава і нині</w:t>
+      </w:r>
+      <w:r>
+        <w:rPr>
+          <w:rFonts w:ascii="Times New Roman" w:hAnsi="Times New Roman"/>
+          <w:sz w:val="24"/>
+        </w:rPr>
+        <w:t>: Заспокой болі й важке стогнання душі моєї* ти, що втерла всяку сльозу на лиці.*</w:t>
+      </w:r>
+      <w:r>
+        <w:rPr>
+          <w:rFonts w:ascii="Times New Roman" w:hAnsi="Times New Roman"/>
+          <w:sz w:val="24"/>
+        </w:rPr>
+        <w:t xml:space="preserve"> Бо ти проганяєш людську скорботу й розбиваєш журбу грішних,* і в тобі, пресвята Мати Діво,* всі ми знайшли надію і покріплення.</w:t>
+      </w:r>
+    </w:p>
+    <w:p>
+      <w:pPr>
+        <w:pStyle w:val="Heading2"/>
+      </w:pPr>
+      <w:r>
+        <w:t>УТРЕНЯ</w:t>
+      </w:r>
+    </w:p>
+    <w:p>
+      <w:r>
+        <w:rPr>
+          <w:highlight w:val="darkGray"/>
+        </w:rPr>
+        <w:t>//утреня/сідальні_по_першому_славословї/1</w:t>
+      </w:r>
+    </w:p>
+    <w:p>
+      <w:pPr>
+        <w:spacing w:after="120"/>
+        <w:jc w:val="both"/>
+      </w:pPr>
+      <w:r>
+        <w:rPr>
+          <w:rFonts w:ascii="Times New Roman" w:hAnsi="Times New Roman"/>
+          <w:i/>
+          <w:color w:val="FF0000"/>
+          <w:sz w:val="24"/>
+        </w:rPr>
+        <w:t>(г. 5):</w:t>
+      </w:r>
+      <w:r>
+        <w:rPr>
+          <w:rFonts w:ascii="Times New Roman" w:hAnsi="Times New Roman"/>
+          <w:sz w:val="24"/>
+        </w:rPr>
+        <w:t xml:space="preserve"> Усі чуваймо, щоб зустріти Христа* з багатим запасом оливи і з запаленими світильниками,* щоб сподобитися ввійти в весільну світлицю;* бо хто поза дверми залишиться,* надармо кликатиме до Бога: Помилуй мене!</w:t>
+      </w:r>
+    </w:p>
+    <w:p>
+      <w:r>
+        <w:rPr>
+          <w:highlight w:val="darkGray"/>
+        </w:rPr>
+        <w:t>//утреня/сідальні_по_першому_славословї/2</w:t>
+      </w:r>
+    </w:p>
+    <w:p>
+      <w:pPr>
+        <w:spacing w:after="120"/>
+        <w:jc w:val="both"/>
+      </w:pPr>
+      <w:r>
+        <w:rPr>
+          <w:rFonts w:ascii="Times New Roman" w:hAnsi="Times New Roman"/>
+          <w:b/>
+          <w:sz w:val="24"/>
+        </w:rPr>
+        <w:t>Слава і нині</w:t>
+      </w:r>
+      <w:r>
+        <w:rPr>
+          <w:rFonts w:ascii="Times New Roman" w:hAnsi="Times New Roman"/>
+          <w:sz w:val="24"/>
+        </w:rPr>
+        <w:t>: Дивне таїнство Діви,* бо з неї без</w:t>
+      </w:r>
+      <w:r>
+        <w:rPr>
+          <w:rFonts w:ascii="Times New Roman" w:hAnsi="Times New Roman"/>
+          <w:sz w:val="24"/>
+        </w:rPr>
+        <w:t>сіменно народився і появився в тілі Господь,* спасіння світу.* Всіх радосте, Господи, – слава тобі!</w:t>
+      </w:r>
+    </w:p>
+    <w:p>
+      <w:r>
+        <w:rPr>
+          <w:highlight w:val="darkGray"/>
+        </w:rPr>
+        <w:t>//утреня/сідальні_по_другому_славословї/1</w:t>
+      </w:r>
+    </w:p>
+    <w:p>
+      <w:pPr>
+        <w:spacing w:after="120"/>
+        <w:jc w:val="both"/>
+      </w:pPr>
+      <w:r>
+        <w:rPr>
+          <w:rFonts w:ascii="Times New Roman" w:hAnsi="Times New Roman"/>
+          <w:i/>
+          <w:color w:val="FF0000"/>
+          <w:sz w:val="24"/>
+        </w:rPr>
+        <w:t>(г. 5):</w:t>
+      </w:r>
+      <w:r>
+        <w:rPr>
+          <w:rFonts w:ascii="Times New Roman" w:hAnsi="Times New Roman"/>
+          <w:sz w:val="24"/>
+        </w:rPr>
+        <w:t xml:space="preserve"> Коли явними стануть твої діла* у присутності незліченних ангелів, душе моя,* який соромн</w:t>
+      </w:r>
+      <w:r>
+        <w:rPr>
+          <w:rFonts w:ascii="Times New Roman" w:hAnsi="Times New Roman"/>
+          <w:sz w:val="24"/>
+        </w:rPr>
+        <w:t>ий буде то вирок,* якщо перед смертю не закличеш, плачучи:* Согрішила я, предобрий Господи, помилуй мене!</w:t>
+      </w:r>
+    </w:p>
+    <w:p>
+      <w:r>
+        <w:rPr>
+          <w:highlight w:val="darkGray"/>
+        </w:rPr>
+        <w:t>//утреня/сідальні_по_другому_славословї/2</w:t>
+      </w:r>
+    </w:p>
+    <w:p>
+      <w:pPr>
+        <w:spacing w:after="120"/>
+        <w:jc w:val="both"/>
+      </w:pPr>
+      <w:r>
+        <w:rPr>
+          <w:rFonts w:ascii="Times New Roman" w:hAnsi="Times New Roman"/>
+          <w:b/>
+          <w:sz w:val="24"/>
+        </w:rPr>
+        <w:t>Слава і нині</w:t>
+      </w:r>
+      <w:r>
+        <w:rPr>
+          <w:rFonts w:ascii="Times New Roman" w:hAnsi="Times New Roman"/>
+          <w:sz w:val="24"/>
+        </w:rPr>
+        <w:t>: Скорий твій покров і поміч,* і милість покажи, Чиста, слугам твоїм.* Утихомир хвилювання марних помислів* і піднеси впалу мою душу, Богородице,* бо знаю, знаю, Діво, що можеш усе, що лише хочеш.</w:t>
+      </w:r>
+    </w:p>
+    <w:p>
+      <w:r>
+        <w:rPr>
+          <w:highlight w:val="darkGray"/>
+        </w:rPr>
+        <w:t>//утреня/світильні/1</w:t>
+      </w:r>
+    </w:p>
+    <w:p>
+      <w:pPr>
+        <w:spacing w:after="120"/>
+        <w:jc w:val="both"/>
+      </w:pPr>
+      <w:r>
+        <w:rPr>
+          <w:rFonts w:ascii="Times New Roman" w:hAnsi="Times New Roman"/>
+          <w:sz w:val="24"/>
+        </w:rPr>
+        <w:t>Пророче преславний і Предтече благодати!* Ти проповідував усім покаяння на спасіння* і показав, блаженний, Агнця, що бере гріхи світу.* Моли його нині, щоб він помилував світ.</w:t>
+      </w:r>
+    </w:p>
+    <w:p>
+      <w:r>
+        <w:rPr>
+          <w:highlight w:val="darkGray"/>
+        </w:rPr>
+        <w:t>//утреня/світильні/2</w:t>
+      </w:r>
+    </w:p>
+    <w:p>
+      <w:pPr>
+        <w:spacing w:after="120"/>
+        <w:jc w:val="both"/>
+      </w:pPr>
+      <w:r>
+        <w:rPr>
+          <w:rFonts w:ascii="Times New Roman" w:hAnsi="Times New Roman"/>
+          <w:b/>
+          <w:sz w:val="24"/>
+        </w:rPr>
+        <w:t>Слава і нині</w:t>
+      </w:r>
+      <w:r>
+        <w:rPr>
+          <w:rFonts w:ascii="Times New Roman" w:hAnsi="Times New Roman"/>
+          <w:sz w:val="24"/>
+        </w:rPr>
+        <w:t>: Тебе, Діво, сповістили всі пророки.* Давид назвав тебе горою і кор</w:t>
+      </w:r>
+      <w:r>
+        <w:rPr>
+          <w:rFonts w:ascii="Times New Roman" w:hAnsi="Times New Roman"/>
+          <w:sz w:val="24"/>
+        </w:rPr>
+        <w:t>аблем, і світильником,* і драбиною, і мостом, і посудиною, що носить манну,* і палицею розквітлою,* а ми тебе, як Богородицю, гідно почитаємо.</w:t>
+      </w:r>
+    </w:p>
+    <w:p>
+      <w:r>
+        <w:rPr>
+          <w:highlight w:val="darkGray"/>
+        </w:rPr>
+        <w:t>//утреня/стиховня/стихири/1</w:t>
+      </w:r>
+    </w:p>
+    <w:p>
+      <w:pPr>
+        <w:spacing w:after="120"/>
+        <w:jc w:val="both"/>
+      </w:pPr>
+      <w:r>
+        <w:rPr>
+          <w:rFonts w:ascii="Times New Roman" w:hAnsi="Times New Roman"/>
+          <w:i/>
+          <w:color w:val="FF0000"/>
+          <w:sz w:val="24"/>
+        </w:rPr>
+        <w:t>(г. 5):</w:t>
+      </w:r>
+      <w:r>
+        <w:rPr>
+          <w:rFonts w:ascii="Times New Roman" w:hAnsi="Times New Roman"/>
+          <w:sz w:val="24"/>
+        </w:rPr>
+        <w:t xml:space="preserve"> На безліч моїх гріхів не зважай, Господи, народжений з Діви,* і всі мої гріхи очисти, даючи мені бажання навернутись;* тобі, як єдиному чоловіколюбцю, молюся: Помилуй мене.</w:t>
+      </w:r>
+    </w:p>
+    <w:p>
+      <w:r>
+        <w:rPr>
+          <w:highlight w:val="darkGray"/>
+        </w:rPr>
+        <w:t>//утреня/стиховня/стихири/2</w:t>
+      </w:r>
+    </w:p>
+    <w:p>
+      <w:pPr>
+        <w:spacing w:after="120"/>
+        <w:jc w:val="both"/>
+      </w:pPr>
+      <w:r>
+        <w:rPr>
+          <w:rFonts w:ascii="Times New Roman" w:hAnsi="Times New Roman"/>
+          <w:i/>
+          <w:color w:val="FF0000"/>
+          <w:sz w:val="24"/>
+        </w:rPr>
+        <w:t>Стих:</w:t>
+      </w:r>
+      <w:r>
+        <w:rPr>
+          <w:rFonts w:ascii="Times New Roman" w:hAnsi="Times New Roman"/>
+          <w:i/>
+          <w:sz w:val="24"/>
+        </w:rPr>
+        <w:t xml:space="preserve"> </w:t>
+      </w:r>
+      <w:r>
+        <w:rPr>
+          <w:rFonts w:ascii="Times New Roman" w:hAnsi="Times New Roman"/>
+          <w:sz w:val="24"/>
+          <w:u w:val="single"/>
+        </w:rPr>
+        <w:t xml:space="preserve">Насити нас уранці милістю твоєю, Господи, щоб ми раділи й веселились по всі </w:t>
+      </w:r>
+      <w:r>
+        <w:rPr>
+          <w:rFonts w:ascii="Times New Roman" w:hAnsi="Times New Roman"/>
+          <w:sz w:val="24"/>
+          <w:u w:val="single"/>
+        </w:rPr>
+        <w:t>дні наші. Звесели нас мірою днів, за яких ти засмутив нас, мірою літ, що в них ми зазнали горя.* Нехай виявиться твоїм слугам твоє діло, і слава твоя – їхнім дітям.</w:t>
+      </w:r>
+    </w:p>
+    <w:p>
+      <w:r>
+        <w:rPr>
+          <w:highlight w:val="darkGray"/>
+        </w:rPr>
+        <w:t>//утреня/стиховня/стихири/3</w:t>
+      </w:r>
+    </w:p>
+    <w:p>
+      <w:pPr>
+        <w:spacing w:after="120"/>
+        <w:jc w:val="both"/>
+      </w:pPr>
+      <w:r>
+        <w:rPr>
+          <w:rFonts w:ascii="Times New Roman" w:hAnsi="Times New Roman"/>
+          <w:sz w:val="24"/>
+        </w:rPr>
+        <w:t>Горе мені! До кого ж я уподібнююся?* До неплідної смоковниці.* Тому й боюся, щоб мене не пр</w:t>
+      </w:r>
+      <w:r>
+        <w:rPr>
+          <w:rFonts w:ascii="Times New Roman" w:hAnsi="Times New Roman"/>
+          <w:sz w:val="24"/>
+        </w:rPr>
+        <w:t>оклято і не зрубано.* Але ти, небесний господарю, Христе Боже,* вчини плідною запущену мою душу і, як блудного сина, прийми мене і помилуй.</w:t>
+      </w:r>
+    </w:p>
+    <w:p>
+      <w:r>
+        <w:rPr>
+          <w:highlight w:val="darkGray"/>
+        </w:rPr>
+        <w:t>//утреня/стиховня/стихири/4</w:t>
+      </w:r>
+    </w:p>
+    <w:p>
+      <w:pPr>
+        <w:spacing w:after="120"/>
+        <w:jc w:val="both"/>
+      </w:pPr>
+      <w:r>
+        <w:rPr>
+          <w:rFonts w:ascii="Times New Roman" w:hAnsi="Times New Roman"/>
+          <w:i/>
+          <w:color w:val="FF0000"/>
+          <w:sz w:val="24"/>
+        </w:rPr>
+        <w:t>Стих:</w:t>
+      </w:r>
+      <w:r>
+        <w:rPr>
+          <w:rFonts w:ascii="Times New Roman" w:hAnsi="Times New Roman"/>
+          <w:i/>
+          <w:sz w:val="24"/>
+        </w:rPr>
+        <w:t xml:space="preserve"> </w:t>
+      </w:r>
+      <w:r>
+        <w:rPr>
+          <w:rFonts w:ascii="Times New Roman" w:hAnsi="Times New Roman"/>
+          <w:sz w:val="24"/>
+          <w:u w:val="single"/>
+        </w:rPr>
+        <w:t>І ласка Господа, Бога нашого, нехай буде над нами,* і стверди діло рук наших; стверди його – діло рук наших.</w:t>
+      </w:r>
+    </w:p>
+    <w:p>
+      <w:r>
+        <w:rPr>
+          <w:highlight w:val="darkGray"/>
+        </w:rPr>
+        <w:t>//утреня/стиховня/стихири/5</w:t>
+      </w:r>
+    </w:p>
+    <w:p>
+      <w:pPr>
+        <w:spacing w:after="120"/>
+        <w:jc w:val="both"/>
+      </w:pPr>
+      <w:r>
+        <w:rPr>
+          <w:rFonts w:ascii="Times New Roman" w:hAnsi="Times New Roman"/>
+          <w:sz w:val="24"/>
+        </w:rPr>
+        <w:t xml:space="preserve">Страстотерпці твої, Господи,* наслідувачі ангельських хорів,* немов без тіла перетерпіли муки,* мавши однодушну надію, що приймуть обіцяні блага.* </w:t>
+      </w:r>
+      <w:r>
+        <w:rPr>
+          <w:rFonts w:ascii="Times New Roman" w:hAnsi="Times New Roman"/>
+          <w:sz w:val="24"/>
+        </w:rPr>
+        <w:t>Їхніми молитвами, Христе Боже,* подай світові твоєму мир* і душам нашим велику милість.</w:t>
+      </w:r>
+    </w:p>
+    <w:p>
+      <w:r>
+        <w:rPr>
+          <w:highlight w:val="darkGray"/>
+        </w:rPr>
+        <w:t>//утреня/стиховня/стихири/6</w:t>
+      </w:r>
+    </w:p>
+    <w:p>
+      <w:pPr>
+        <w:spacing w:after="120"/>
+        <w:jc w:val="both"/>
+      </w:pPr>
+      <w:r>
+        <w:rPr>
+          <w:rFonts w:ascii="Times New Roman" w:hAnsi="Times New Roman"/>
+          <w:b/>
+          <w:sz w:val="24"/>
+        </w:rPr>
+        <w:t>Слава і нині</w:t>
+      </w:r>
+      <w:r>
+        <w:rPr>
+          <w:rFonts w:ascii="Times New Roman" w:hAnsi="Times New Roman"/>
+          <w:sz w:val="24"/>
+        </w:rPr>
+        <w:t>: Надіє безнадійних, життя зневірених,* заступнице тих, що до тебе приходять,* свята Владичице Богородице Діво,* − пошли нам свою допомогу.</w:t>
+      </w:r>
+    </w:p>
+    <w:p>
+      <w:pPr>
+        <w:pStyle w:val="Heading1"/>
+      </w:pPr>
+      <w:r>
+        <w:t>Глас 5 - СР</w:t>
+      </w:r>
+    </w:p>
+    <w:p>
+      <w:r>
+        <w:rPr>
+          <w:highlight w:val="darkGray"/>
+        </w:rPr>
+        <w:t>/октоїх/5/СР</w:t>
+      </w:r>
+    </w:p>
+    <w:p>
+      <w:pPr>
+        <w:pStyle w:val="Heading2"/>
+      </w:pPr>
+      <w:r>
+        <w:t>ВЕЧІРНЯ</w:t>
+      </w:r>
+    </w:p>
+    <w:p>
+      <w:pPr>
+        <w:pStyle w:val="Heading3"/>
+      </w:pPr>
+      <w:r>
+        <w:rPr>
+          <w:highlight w:val="darkGray"/>
+        </w:rPr>
+        <w:t>//вечірня/господи_взиваю</w:t>
+      </w:r>
+    </w:p>
+    <w:p>
+      <w:r>
+        <w:rPr>
+          <w:highlight w:val="darkGray"/>
+        </w:rPr>
+        <w:t>//вечірня/господи_взиваю/стихири/1</w:t>
+      </w:r>
+    </w:p>
+    <w:p>
+      <w:pPr>
+        <w:spacing w:after="120"/>
+        <w:jc w:val="both"/>
+      </w:pPr>
+      <w:r>
+        <w:rPr>
+          <w:rFonts w:ascii="Times New Roman" w:hAnsi="Times New Roman"/>
+          <w:i/>
+          <w:color w:val="FF0000"/>
+          <w:sz w:val="24"/>
+        </w:rPr>
+        <w:t>(г. 5, подібний: Радуйся):</w:t>
+      </w:r>
+      <w:r>
+        <w:rPr>
+          <w:rFonts w:ascii="Times New Roman" w:hAnsi="Times New Roman"/>
+          <w:sz w:val="24"/>
+        </w:rPr>
+        <w:t xml:space="preserve"> Піднісся ти, як Агнець, на хрест* і присмирив гординю лукавого.* Коли тебе вбили,* твоєю кров'ю ти освятив усю землю;* і списом проколений,* велів ти, Христе,* вогненному мечеві поступитися передо мною* і в рай дати вхід, та в ньому без страху* насолоджуватися з дерева життя.* Тому, доступившись спасіння твоїм стражданням, радісно кличу:* Слава божественному хресту твоєму,* яким нас визволено з первісного прокляття,* і з дерева життя збираємо благословення* і велику милість!</w:t>
+      </w:r>
+    </w:p>
+    <w:p>
+      <w:r>
+        <w:rPr>
+          <w:highlight w:val="darkGray"/>
+        </w:rPr>
+        <w:t>//вечірня/господи_взиваю/стихири/2</w:t>
+      </w:r>
+    </w:p>
+    <w:p>
+      <w:pPr>
+        <w:spacing w:after="120"/>
+        <w:jc w:val="both"/>
+      </w:pPr>
+      <w:r>
+        <w:rPr>
+          <w:rFonts w:ascii="Times New Roman" w:hAnsi="Times New Roman"/>
+          <w:sz w:val="24"/>
+        </w:rPr>
+        <w:t>Бажаючи заспокоїти людські болі й зневаги,* преблагий Господи, Спасе наш,* терпиш ганебне розп'яття* і жовчі куштуєш, незлобивий,* відіймаючи від нас* гіркоту нашої злоби.* Зранений проколенням списа, ти, Спасе,* рани наші вигоюєш як Владика.* Тому й оспівуємо* твоє прагнення,* і вклоняючись, почитаємо спис* і губку, і тростину,* якими дав ти світові твоєму мир* і велику милість.</w:t>
+      </w:r>
+    </w:p>
+    <w:p>
+      <w:r>
+        <w:rPr>
+          <w:highlight w:val="darkGray"/>
+        </w:rPr>
+        <w:t>//вечірня/господи_взиваю/стихири/3</w:t>
+      </w:r>
+    </w:p>
+    <w:p>
+      <w:pPr>
+        <w:spacing w:after="120"/>
+        <w:jc w:val="both"/>
+      </w:pPr>
+      <w:r>
+        <w:rPr>
+          <w:rFonts w:ascii="Times New Roman" w:hAnsi="Times New Roman"/>
+          <w:sz w:val="24"/>
+        </w:rPr>
+        <w:t>Коли Діва побачила на хресті піднесеного тебе,* якого безболісно породила, плачучи, кликала:* Як то тебе, Ісусе,* засудила на розп'яття беззаконна юрба народу,* не маючи милосердя, Щедрий?* Що тобі вчинило зборище беззаконне,* дитино моя найдорожча, Сину мій найлюбіший?* Поспіши і спаси мене й тих,* що з вірою славлять і величають твоє розп'яття,* як це обіцяв ти, єдино Всеблагий.</w:t>
+      </w:r>
+    </w:p>
+    <w:p>
+      <w:r>
+        <w:rPr>
+          <w:highlight w:val="darkGray"/>
+        </w:rPr>
+        <w:t>//вечірня/стиховня/стихири/1</w:t>
+      </w:r>
+    </w:p>
+    <w:p>
+      <w:pPr>
+        <w:spacing w:after="120"/>
+        <w:jc w:val="both"/>
+      </w:pPr>
+      <w:r>
+        <w:rPr>
+          <w:rFonts w:ascii="Times New Roman" w:hAnsi="Times New Roman"/>
+          <w:i/>
+          <w:color w:val="FF0000"/>
+          <w:sz w:val="24"/>
+        </w:rPr>
+        <w:t>(г. 5):</w:t>
+      </w:r>
+      <w:r>
+        <w:rPr>
+          <w:rFonts w:ascii="Times New Roman" w:hAnsi="Times New Roman"/>
+          <w:sz w:val="24"/>
+        </w:rPr>
+        <w:t xml:space="preserve"> Господи, колись за пророка Мойсея,* сам тільки прообраз хреста твого* перемагав твоїх ворогів,* а нині, маючи дійсний хрест твій, просимо допомоги:* Укріпи Церкву твою і дай їй, як Костянтинові, перемогу* заради великої твоєї милости, Чоловіколюбче.</w:t>
+      </w:r>
+    </w:p>
+    <w:p>
+      <w:r>
+        <w:rPr>
+          <w:highlight w:val="darkGray"/>
+        </w:rPr>
+        <w:t>//вечірня/стиховня/стихири/2</w:t>
+      </w:r>
+    </w:p>
+    <w:p>
+      <w:pPr>
+        <w:spacing w:after="120"/>
+        <w:jc w:val="both"/>
+      </w:pPr>
+      <w:r>
+        <w:rPr>
+          <w:rFonts w:ascii="Times New Roman" w:hAnsi="Times New Roman"/>
+          <w:sz w:val="24"/>
+        </w:rPr>
+        <w:t>Хрест твій, Христе, хоч за своєю природою є видиме дерево,* проте зодягнене божественною силою* і наочно появлене світові,* духовно й чудесно здійснює спасіння.* Йому поклоняючись,* славимо тебе, Спасе, − помилуй нас!</w:t>
+      </w:r>
+    </w:p>
+    <w:p>
+      <w:r>
+        <w:rPr>
+          <w:highlight w:val="darkGray"/>
+        </w:rPr>
+        <w:t>//вечірня/стиховня/стихири/3</w:t>
+      </w:r>
+    </w:p>
+    <w:p>
+      <w:pPr>
+        <w:spacing w:after="120"/>
+        <w:jc w:val="both"/>
+      </w:pPr>
+      <w:r>
+        <w:rPr>
+          <w:rFonts w:ascii="Times New Roman" w:hAnsi="Times New Roman"/>
+          <w:sz w:val="24"/>
+        </w:rPr>
+        <w:t>Моліться за нас, святі мученики,* щоб визволились ми з беззаконств наших,* бо вам дана благодать молитися за нас.</w:t>
+      </w:r>
+    </w:p>
+    <w:p>
+      <w:r>
+        <w:rPr>
+          <w:highlight w:val="darkGray"/>
+        </w:rPr>
+        <w:t>//вечірня/стиховня/стихири/4</w:t>
+      </w:r>
+    </w:p>
+    <w:p>
+      <w:pPr>
+        <w:spacing w:after="120"/>
+        <w:jc w:val="both"/>
+      </w:pPr>
+      <w:r>
+        <w:rPr>
+          <w:rFonts w:ascii="Times New Roman" w:hAnsi="Times New Roman"/>
+          <w:b/>
+          <w:sz w:val="24"/>
+        </w:rPr>
+        <w:t>Слава і нині</w:t>
+      </w:r>
+      <w:r>
+        <w:rPr>
+          <w:rFonts w:ascii="Times New Roman" w:hAnsi="Times New Roman"/>
+          <w:sz w:val="24"/>
+        </w:rPr>
+        <w:t>: Прийнявши вповні мій вигляд,* Творець і Бог у нього зодягнувся.* Бажавши обновити впалу раніш подобу Адама,* на хрест він, як винуватець, добровільно піднявся,* а розпростерши сьогодні руки, зцілив ті руки,* що колись ослабли при дереві спокушання.* Бачивши його, Всечиста кликала:* За що ж це, Сину мій, твоє невимовне довготерпіння?* Нестерпно мені дивитись на тебе, повішеного на хресті,* що в долоні тримаєш усі кінці землі!</w:t>
+      </w:r>
+    </w:p>
+    <w:p>
+      <w:pPr>
+        <w:pStyle w:val="Heading2"/>
+      </w:pPr>
+      <w:r>
+        <w:t>УТРЕНЯ</w:t>
+      </w:r>
+    </w:p>
+    <w:p>
+      <w:r>
+        <w:rPr>
+          <w:highlight w:val="darkGray"/>
+        </w:rPr>
+        <w:t>//утреня/сідальні_по_першому_славословї/1</w:t>
+      </w:r>
+    </w:p>
+    <w:p>
+      <w:pPr>
+        <w:spacing w:after="120"/>
+        <w:jc w:val="both"/>
+      </w:pPr>
+      <w:r>
+        <w:rPr>
+          <w:rFonts w:ascii="Times New Roman" w:hAnsi="Times New Roman"/>
+          <w:i/>
+          <w:color w:val="FF0000"/>
+          <w:sz w:val="24"/>
+        </w:rPr>
+        <w:t>(г. 5):</w:t>
+      </w:r>
+      <w:r>
+        <w:rPr>
+          <w:rFonts w:ascii="Times New Roman" w:hAnsi="Times New Roman"/>
+          <w:sz w:val="24"/>
+        </w:rPr>
+        <w:t xml:space="preserve"> Череп-місце раєм стало,* бо як лише застромлено на ньому хресне дерево,* негайно на радість нашу виростило живе Гроно* тобто тебе, Спасе, слава Тобі!</w:t>
+      </w:r>
+    </w:p>
+    <w:p>
+      <w:r>
+        <w:rPr>
+          <w:highlight w:val="darkGray"/>
+        </w:rPr>
+        <w:t>//утреня/сідальні_по_першому_славословї/2</w:t>
+      </w:r>
+    </w:p>
+    <w:p>
+      <w:pPr>
+        <w:spacing w:after="120"/>
+        <w:jc w:val="both"/>
+      </w:pPr>
+      <w:r>
+        <w:rPr>
+          <w:rFonts w:ascii="Times New Roman" w:hAnsi="Times New Roman"/>
+          <w:b/>
+          <w:sz w:val="24"/>
+        </w:rPr>
+        <w:t>Слава і нині</w:t>
+      </w:r>
+      <w:r>
+        <w:rPr>
+          <w:rFonts w:ascii="Times New Roman" w:hAnsi="Times New Roman"/>
+          <w:sz w:val="24"/>
+        </w:rPr>
+        <w:t>: Як побачила тебе повішеного на дереві* та, що тебе безболісно народила,* заридала і з плачем промовила:* Горе мені, найлюбіший Сину!* Болію душею, коли бачу тебе на хресті між двома розбійниками,* немов злочинця прибитого.</w:t>
+      </w:r>
+    </w:p>
+    <w:p>
+      <w:r>
+        <w:rPr>
+          <w:highlight w:val="darkGray"/>
+        </w:rPr>
+        <w:t>//утреня/сідальні_по_другому_славословї/1</w:t>
+      </w:r>
+    </w:p>
+    <w:p>
+      <w:pPr>
+        <w:spacing w:after="120"/>
+        <w:jc w:val="both"/>
+      </w:pPr>
+      <w:r>
+        <w:rPr>
+          <w:rFonts w:ascii="Times New Roman" w:hAnsi="Times New Roman"/>
+          <w:i/>
+          <w:color w:val="FF0000"/>
+          <w:sz w:val="24"/>
+        </w:rPr>
+        <w:t>(г. 5):</w:t>
+      </w:r>
+      <w:r>
+        <w:rPr>
+          <w:rFonts w:ascii="Times New Roman" w:hAnsi="Times New Roman"/>
+          <w:sz w:val="24"/>
+        </w:rPr>
+        <w:t xml:space="preserve"> Розп'яття перетерпів ти, Спасе, добровільно* і визволив людей із тлінности.* Тому оспівуємо тебе, вірні, і поклоняємось тобі,* бо ти просвітив нас силою хресною,* і з острахом славимо тебе, Чоловіколюбче щедрий,* як життєдавця і Господа.</w:t>
+      </w:r>
+    </w:p>
+    <w:p>
+      <w:r>
+        <w:rPr>
+          <w:highlight w:val="darkGray"/>
+        </w:rPr>
+        <w:t>//утреня/сідальні_по_другому_славословї/2</w:t>
+      </w:r>
+    </w:p>
+    <w:p>
+      <w:pPr>
+        <w:spacing w:after="120"/>
+        <w:jc w:val="both"/>
+      </w:pPr>
+      <w:r>
+        <w:rPr>
+          <w:rFonts w:ascii="Times New Roman" w:hAnsi="Times New Roman"/>
+          <w:b/>
+          <w:sz w:val="24"/>
+        </w:rPr>
+        <w:t>Слава і нині</w:t>
+      </w:r>
+      <w:r>
+        <w:rPr>
+          <w:rFonts w:ascii="Times New Roman" w:hAnsi="Times New Roman"/>
+          <w:sz w:val="24"/>
+        </w:rPr>
+        <w:t>: Хрестом Сина твого, Богоблагодатна,* знищена вся ідольська омана і здолана демонська сила.* Тому ми, вірні, як годиться,* завжди тебе оспівуємо та благословляємо,* і визнаючи справжньою Богородицею, тебе величаємо.</w:t>
+      </w:r>
+    </w:p>
+    <w:p>
+      <w:r>
+        <w:rPr>
+          <w:highlight w:val="darkGray"/>
+        </w:rPr>
+        <w:t>//утреня/світильні/1</w:t>
+      </w:r>
+    </w:p>
+    <w:p>
+      <w:pPr>
+        <w:spacing w:after="120"/>
+        <w:jc w:val="both"/>
+      </w:pPr>
+      <w:r>
+        <w:rPr>
+          <w:rFonts w:ascii="Times New Roman" w:hAnsi="Times New Roman"/>
+          <w:sz w:val="24"/>
+        </w:rPr>
+        <w:t>Вірою оспівуємо божественний хрест, зброю нездоланну і твердиню віри,* і йому поклоняємося.* Достойно величаємо великий захист, похвалу християн,* охоронця православних і страстотерпців славу.</w:t>
+      </w:r>
+    </w:p>
+    <w:p>
+      <w:r>
+        <w:rPr>
+          <w:highlight w:val="darkGray"/>
+        </w:rPr>
+        <w:t>//утреня/світильні/2</w:t>
+      </w:r>
+    </w:p>
+    <w:p>
+      <w:pPr>
+        <w:spacing w:after="120"/>
+        <w:jc w:val="both"/>
+      </w:pPr>
+      <w:r>
+        <w:rPr>
+          <w:rFonts w:ascii="Times New Roman" w:hAnsi="Times New Roman"/>
+          <w:b/>
+          <w:sz w:val="24"/>
+        </w:rPr>
+        <w:t>Слава і нині</w:t>
+      </w:r>
+      <w:r>
+        <w:rPr>
+          <w:rFonts w:ascii="Times New Roman" w:hAnsi="Times New Roman"/>
+          <w:sz w:val="24"/>
+        </w:rPr>
+        <w:t>: Стоячи біля хреста і бачивши свого Сина на дереві розп'ятого й бездушного,* Пречиста по-материнському ридала,* кликала зі сльозами і промовляла:* Яке ж це диво, що Творець створіння дав себе піднести на хрест, щоб розіп'ястися?</w:t>
+      </w:r>
+    </w:p>
+    <w:p>
+      <w:r>
+        <w:rPr>
+          <w:highlight w:val="darkGray"/>
+        </w:rPr>
+        <w:t>//утреня/стиховня/стихири/1</w:t>
+      </w:r>
+    </w:p>
+    <w:p>
+      <w:pPr>
+        <w:spacing w:after="120"/>
+        <w:jc w:val="both"/>
+      </w:pPr>
+      <w:r>
+        <w:rPr>
+          <w:rFonts w:ascii="Times New Roman" w:hAnsi="Times New Roman"/>
+          <w:i/>
+          <w:color w:val="FF0000"/>
+          <w:sz w:val="24"/>
+        </w:rPr>
+        <w:t>(г. 5):</w:t>
+      </w:r>
+      <w:r>
+        <w:rPr>
+          <w:rFonts w:ascii="Times New Roman" w:hAnsi="Times New Roman"/>
+          <w:sz w:val="24"/>
+        </w:rPr>
+        <w:t xml:space="preserve"> Якже застромлено дерево хреста твого, Христе,* ідольське обманство було прогнане й розквітла благодать,* тож хрест уже не є прокляттям і мукою, але перемогою і спасінням.* Хрест бо – наша слава, хрест – наше укріплення,* хрест – наша радість.</w:t>
+      </w:r>
+    </w:p>
+    <w:p>
+      <w:r>
+        <w:rPr>
+          <w:highlight w:val="darkGray"/>
+        </w:rPr>
+        <w:t>//утреня/стиховня/стихири/2</w:t>
+      </w:r>
+    </w:p>
+    <w:p>
+      <w:pPr>
+        <w:spacing w:after="120"/>
+        <w:jc w:val="both"/>
+      </w:pPr>
+      <w:r>
+        <w:rPr>
+          <w:rFonts w:ascii="Times New Roman" w:hAnsi="Times New Roman"/>
+          <w:i/>
+          <w:color w:val="FF0000"/>
+          <w:sz w:val="24"/>
+        </w:rPr>
+        <w:t>Стих:</w:t>
+      </w:r>
+      <w:r>
+        <w:rPr>
+          <w:rFonts w:ascii="Times New Roman" w:hAnsi="Times New Roman"/>
+          <w:i/>
+          <w:sz w:val="24"/>
+        </w:rPr>
+        <w:t xml:space="preserve"> </w:t>
+      </w:r>
+      <w:r>
+        <w:rPr>
+          <w:rFonts w:ascii="Times New Roman" w:hAnsi="Times New Roman"/>
+          <w:sz w:val="24"/>
+          <w:u w:val="single"/>
+        </w:rPr>
+        <w:t>Насити нас уранці милістю твоєю, Господи, щоб ми раділи й веселились по всі дні наші. Звесели нас мірою днів, за яких ти засмутив нас, мірою літ, що в них ми зазнали горя.* Нехай виявиться твоїм слугам твоє діло, і слава твоя – їхнім дітям.</w:t>
+      </w:r>
+    </w:p>
+    <w:p>
+      <w:r>
+        <w:rPr>
+          <w:highlight w:val="darkGray"/>
+        </w:rPr>
+        <w:t>//утреня/стиховня/стихири/3</w:t>
+      </w:r>
+    </w:p>
+    <w:p>
+      <w:pPr>
+        <w:spacing w:after="120"/>
+        <w:jc w:val="both"/>
+      </w:pPr>
+      <w:r>
+        <w:rPr>
+          <w:rFonts w:ascii="Times New Roman" w:hAnsi="Times New Roman"/>
+          <w:sz w:val="24"/>
+        </w:rPr>
+        <w:t>Як овечку повели тебе за нас, Христе, на жертву,* і як непорочного Агнця-Еммануїла на добровільне заколення;* між беззаконних тебе зараховано.* Прийдіть і співайте, всі народи,* і поклоніться на хресті повішеному Життю безконечному.</w:t>
+      </w:r>
+    </w:p>
+    <w:p>
+      <w:r>
+        <w:rPr>
+          <w:highlight w:val="darkGray"/>
+        </w:rPr>
+        <w:t>//утреня/стиховня/стихири/4</w:t>
+      </w:r>
+    </w:p>
+    <w:p>
+      <w:pPr>
+        <w:spacing w:after="120"/>
+        <w:jc w:val="both"/>
+      </w:pPr>
+      <w:r>
+        <w:rPr>
+          <w:rFonts w:ascii="Times New Roman" w:hAnsi="Times New Roman"/>
+          <w:i/>
+          <w:color w:val="FF0000"/>
+          <w:sz w:val="24"/>
+        </w:rPr>
+        <w:t>Стих:</w:t>
+      </w:r>
+      <w:r>
+        <w:rPr>
+          <w:rFonts w:ascii="Times New Roman" w:hAnsi="Times New Roman"/>
+          <w:i/>
+          <w:sz w:val="24"/>
+        </w:rPr>
+        <w:t xml:space="preserve"> </w:t>
+      </w:r>
+      <w:r>
+        <w:rPr>
+          <w:rFonts w:ascii="Times New Roman" w:hAnsi="Times New Roman"/>
+          <w:sz w:val="24"/>
+          <w:u w:val="single"/>
+        </w:rPr>
+        <w:t>І ласка Господа, Бога нашого, нехай буде над нами,* і стверди діло рук наших; стверди його – діло рук наших.</w:t>
+      </w:r>
+    </w:p>
+    <w:p>
+      <w:r>
+        <w:rPr>
+          <w:highlight w:val="darkGray"/>
+        </w:rPr>
+        <w:t>//утреня/стиховня/стихири/5</w:t>
+      </w:r>
+    </w:p>
+    <w:p>
+      <w:pPr>
+        <w:spacing w:after="120"/>
+        <w:jc w:val="both"/>
+      </w:pPr>
+      <w:r>
+        <w:rPr>
+          <w:rFonts w:ascii="Times New Roman" w:hAnsi="Times New Roman"/>
+          <w:sz w:val="24"/>
+        </w:rPr>
+        <w:t>Святі мученики, змагаючись на землі, перетерпіли холоднечу,* вогневі віддались, і вода їх прийняла.* Їхній це голос: Ми пройшли через вогонь і воду,* і вивів ти нас на спочинок.* Молитвами їхніми, Христе Боже, помилуй нас.</w:t>
+      </w:r>
+    </w:p>
+    <w:p>
+      <w:r>
+        <w:rPr>
+          <w:highlight w:val="darkGray"/>
+        </w:rPr>
+        <w:t>//утреня/стиховня/стихири/6</w:t>
+      </w:r>
+    </w:p>
+    <w:p>
+      <w:pPr>
+        <w:spacing w:after="120"/>
+        <w:jc w:val="both"/>
+      </w:pPr>
+      <w:r>
+        <w:rPr>
+          <w:rFonts w:ascii="Times New Roman" w:hAnsi="Times New Roman"/>
+          <w:b/>
+          <w:sz w:val="24"/>
+        </w:rPr>
+        <w:t>Слава і нині</w:t>
+      </w:r>
+      <w:r>
+        <w:rPr>
+          <w:rFonts w:ascii="Times New Roman" w:hAnsi="Times New Roman"/>
+          <w:sz w:val="24"/>
+        </w:rPr>
+        <w:t>: Станувши при хресті, Ісусе,* твоя Родителька жалко ридала:* Нестерпно мені дивитись,* бо прибито до дерева того,* кого я, незаймана, безболісно породила!* О, як то нині я, непорочна, тяжко страждаю і серцем умліваю,* бо нині сповнилося слово Симеона,* що меч прошиє моє серце!* Але воскресни, Сину мій,* і спаси тих, що тебе прославляють!</w:t>
+      </w:r>
+    </w:p>
+    <w:p>
+      <w:pPr>
+        <w:pStyle w:val="Heading1"/>
+      </w:pPr>
+      <w:r>
+        <w:t>Глас 5 - ЧТ</w:t>
+      </w:r>
+    </w:p>
+    <w:p>
+      <w:r>
+        <w:rPr>
+          <w:highlight w:val="darkGray"/>
+        </w:rPr>
+        <w:t>/октоїх/5/ЧТ</w:t>
+      </w:r>
+    </w:p>
+    <w:p>
+      <w:pPr>
+        <w:pStyle w:val="Heading2"/>
+      </w:pPr>
+      <w:r>
+        <w:t>ВЕЧІРНЯ</w:t>
+      </w:r>
+    </w:p>
+    <w:p>
+      <w:pPr>
+        <w:pStyle w:val="Heading3"/>
+      </w:pPr>
+      <w:r>
+        <w:rPr>
+          <w:highlight w:val="darkGray"/>
+        </w:rPr>
+        <w:t>//вечірня/господи_взиваю</w:t>
+      </w:r>
+    </w:p>
+    <w:p>
+      <w:r>
+        <w:rPr>
+          <w:highlight w:val="darkGray"/>
+        </w:rPr>
+        <w:t>//вечірня/господи_взиваю/стихири/1</w:t>
+      </w:r>
+    </w:p>
+    <w:p>
+      <w:pPr>
+        <w:spacing w:after="120"/>
+        <w:jc w:val="both"/>
+      </w:pPr>
+      <w:r>
+        <w:rPr>
+          <w:rFonts w:ascii="Times New Roman" w:hAnsi="Times New Roman"/>
+          <w:i/>
+          <w:color w:val="FF0000"/>
+          <w:sz w:val="24"/>
+        </w:rPr>
+        <w:t xml:space="preserve">(г. 5, подібний: Радуйся): </w:t>
+      </w:r>
+      <w:r>
+        <w:rPr>
+          <w:rFonts w:ascii="Times New Roman" w:hAnsi="Times New Roman"/>
+          <w:sz w:val="24"/>
+        </w:rPr>
+        <w:t>Пройшовши всю землю, учні Господні,* ви посіяли божественне навчання,* несучи лише слово, як світильник,* і все ваше багатство.* Ним ви осоромили жорстокість* царів і мучителів,* і розірвали, як павутиння,* мудрощі філософів та риторів,* призвавши всіх до пізнання* і розуміння Творця* і відкинувши суєтні бісівські служіння.* Тому і я молю вас:* Вашими молитвами визвольте мене* від нерозумних пристрастей.</w:t>
+      </w:r>
+    </w:p>
+    <w:p>
+      <w:r>
+        <w:rPr>
+          <w:highlight w:val="darkGray"/>
+        </w:rPr>
+        <w:t>//вечірня/господи_взиваю/стихири/2</w:t>
+      </w:r>
+    </w:p>
+    <w:p>
+      <w:pPr>
+        <w:spacing w:after="120"/>
+        <w:jc w:val="both"/>
+      </w:pPr>
+      <w:r>
+        <w:rPr>
+          <w:rFonts w:ascii="Times New Roman" w:hAnsi="Times New Roman"/>
+          <w:sz w:val="24"/>
+        </w:rPr>
+        <w:t>Визвольте всіх нас, Всеблаженні,* вашими моліннями до Бога* від бурі спокус* та гнітючої неправди безчесних єресей,* злих бісівських наклепів* і прикрої людської напасти та замішання,* невидимого вогню, вічної черви,* скреготання зубів* і всякої іншої муки.* Умоліть його, щоб задля стриманости і трудів, осягнули ми* нагороду за чесноту,* спадкоємство небесного царства* і велику милість.</w:t>
+      </w:r>
+    </w:p>
+    <w:p>
+      <w:r>
+        <w:rPr>
+          <w:highlight w:val="darkGray"/>
+        </w:rPr>
+        <w:t>//вечірня/господи_взиваю/стихири/3</w:t>
+      </w:r>
+    </w:p>
+    <w:p>
+      <w:pPr>
+        <w:spacing w:after="120"/>
+        <w:jc w:val="both"/>
+      </w:pPr>
+      <w:r>
+        <w:rPr>
+          <w:rFonts w:ascii="Times New Roman" w:hAnsi="Times New Roman"/>
+          <w:sz w:val="24"/>
+        </w:rPr>
+        <w:t>Прийнявши ясно всю світлість* несказанного провидіння,* відбиток троїчного світла,* як це лиш людській природі можливо,* ви, всехвальна Дванадцятко,* виявились досконалим проводом й однодушним собором.* Маючи при собі сімдесят двох,* ви просвітили всі кінці світу,* що лежали в темряві злощасних єресей,* умоляючи Христа, що дає світові велику милість.</w:t>
+      </w:r>
+    </w:p>
+    <w:p>
+      <w:r>
+        <w:rPr>
+          <w:highlight w:val="darkGray"/>
+        </w:rPr>
+        <w:t>//вечірня/стиховня/стихири/1</w:t>
+      </w:r>
+    </w:p>
+    <w:p>
+      <w:pPr>
+        <w:spacing w:after="120"/>
+        <w:jc w:val="both"/>
+      </w:pPr>
+      <w:r>
+        <w:rPr>
+          <w:rFonts w:ascii="Times New Roman" w:hAnsi="Times New Roman"/>
+          <w:i/>
+          <w:color w:val="FF0000"/>
+          <w:sz w:val="24"/>
+        </w:rPr>
+        <w:t xml:space="preserve">(г. 5): </w:t>
+      </w:r>
+      <w:r>
+        <w:rPr>
+          <w:rFonts w:ascii="Times New Roman" w:hAnsi="Times New Roman"/>
+          <w:sz w:val="24"/>
+        </w:rPr>
+        <w:t>Спасові Учні!* Ви, бувши очевидцями таїн,* проповідували Невидимого й Безначального, промовляючи:* На початку було Слово.* Вас не створено перед ангелами,* та й не від людей ви навчились,* лише від вишньої премудрости,* тому, мавши довір'я, моліться за душі наші.</w:t>
+      </w:r>
+    </w:p>
+    <w:p>
+      <w:r>
+        <w:rPr>
+          <w:highlight w:val="darkGray"/>
+        </w:rPr>
+        <w:t>//вечірня/стиховня/стихири/2</w:t>
+      </w:r>
+    </w:p>
+    <w:p>
+      <w:pPr>
+        <w:spacing w:after="120"/>
+        <w:jc w:val="both"/>
+      </w:pPr>
+      <w:r>
+        <w:rPr>
+          <w:rFonts w:ascii="Times New Roman" w:hAnsi="Times New Roman"/>
+          <w:sz w:val="24"/>
+        </w:rPr>
+        <w:t>Одноголосно похвалім піснями апостолів Господніх,* бо вони, зодягнувши хресну зброю, ідольський обман винищили* і стали переможними вінценосцями.* Їхніми молитвами й усіх святих,* Боже, помилуй нас.</w:t>
+      </w:r>
+    </w:p>
+    <w:p>
+      <w:r>
+        <w:rPr>
+          <w:highlight w:val="darkGray"/>
+        </w:rPr>
+        <w:t>//вечірня/стиховня/стихири/3</w:t>
+      </w:r>
+    </w:p>
+    <w:p>
+      <w:pPr>
+        <w:spacing w:after="120"/>
+        <w:jc w:val="both"/>
+      </w:pPr>
+      <w:r>
+        <w:rPr>
+          <w:rFonts w:ascii="Times New Roman" w:hAnsi="Times New Roman"/>
+          <w:sz w:val="24"/>
+        </w:rPr>
+        <w:t>Задля ненаситної душевної любови* ви, святі мученики, не відреклися Христа.* Витерпівши різнорідні рани і страждання,* ви перемогли зухвалість мучителів,* зберігши ж несхитну й ненарушну віру, на небо переставилися.* Тому, мавши довір'я до нього, просіть,* щоб дав нам велику милість.</w:t>
+      </w:r>
+    </w:p>
+    <w:p>
+      <w:r>
+        <w:rPr>
+          <w:highlight w:val="darkGray"/>
+        </w:rPr>
+        <w:t>//вечірня/стиховня/стихири/4</w:t>
+      </w:r>
+    </w:p>
+    <w:p>
+      <w:pPr>
+        <w:spacing w:after="120"/>
+        <w:jc w:val="both"/>
+      </w:pPr>
+      <w:r>
+        <w:rPr>
+          <w:rFonts w:ascii="Times New Roman" w:hAnsi="Times New Roman"/>
+          <w:b/>
+          <w:sz w:val="24"/>
+        </w:rPr>
+        <w:t>Слава і нині</w:t>
+      </w:r>
+      <w:r>
+        <w:rPr>
+          <w:rFonts w:ascii="Times New Roman" w:hAnsi="Times New Roman"/>
+          <w:sz w:val="24"/>
+        </w:rPr>
+        <w:t>: Ублажаємо тебе, Богородице Діво,* і, як належить, тебе величаємо,* як місто незрушне, нездоланну захорону,* могутню заступницю і захист душ наших.</w:t>
+      </w:r>
+    </w:p>
+    <w:p>
+      <w:pPr>
+        <w:pStyle w:val="Heading2"/>
+      </w:pPr>
+      <w:r>
+        <w:t>УТРЕНЯ</w:t>
+      </w:r>
+    </w:p>
+    <w:p>
+      <w:r>
+        <w:rPr>
+          <w:highlight w:val="darkGray"/>
+        </w:rPr>
+        <w:t>//утреня/сідальні_по_першому_славословї/1</w:t>
+      </w:r>
+    </w:p>
+    <w:p>
+      <w:pPr>
+        <w:spacing w:after="120"/>
+        <w:jc w:val="both"/>
+      </w:pPr>
+      <w:r>
+        <w:rPr>
+          <w:rFonts w:ascii="Times New Roman" w:hAnsi="Times New Roman"/>
+          <w:i/>
+          <w:color w:val="FF0000"/>
+          <w:sz w:val="24"/>
+        </w:rPr>
+        <w:t xml:space="preserve">(г. 5): </w:t>
+      </w:r>
+      <w:r>
+        <w:rPr>
+          <w:rFonts w:ascii="Times New Roman" w:hAnsi="Times New Roman"/>
+          <w:sz w:val="24"/>
+        </w:rPr>
+        <w:t>Як самовидців і слуг Слова похвалімо, всі люди,* піснями й розспівами духовними премудрих апостолів,* бо вони молять пильно Христа за нас,* що оспівуємо їхню священну пам'ять* та поклоняємось їхнім мощам.</w:t>
+      </w:r>
+    </w:p>
+    <w:p>
+      <w:r>
+        <w:rPr>
+          <w:highlight w:val="darkGray"/>
+        </w:rPr>
+        <w:t>//утреня/сідальні_по_першому_славословї/2</w:t>
+      </w:r>
+    </w:p>
+    <w:p>
+      <w:pPr>
+        <w:spacing w:after="120"/>
+        <w:jc w:val="both"/>
+      </w:pPr>
+      <w:r>
+        <w:rPr>
+          <w:rFonts w:ascii="Times New Roman" w:hAnsi="Times New Roman"/>
+          <w:b/>
+          <w:sz w:val="24"/>
+        </w:rPr>
+        <w:t>Слава і нині</w:t>
+      </w:r>
+      <w:r>
+        <w:rPr>
+          <w:rFonts w:ascii="Times New Roman" w:hAnsi="Times New Roman"/>
+          <w:sz w:val="24"/>
+        </w:rPr>
+        <w:t>: Осуджені докором сумління ще перед судом,* ми роздумуємо про суд і тремтимо, окаянні,* згадуючи безліч наших злочинів,* та й кличемо до тебе, незборної Заступниці й Покрову:* Захорони нас від такої ганьби* і спаси своїми молитвами.</w:t>
+      </w:r>
+    </w:p>
+    <w:p>
+      <w:r>
+        <w:rPr>
+          <w:highlight w:val="darkGray"/>
+        </w:rPr>
+        <w:t>//утреня/сідальні_по_другому_славословї/1</w:t>
+      </w:r>
+    </w:p>
+    <w:p>
+      <w:pPr>
+        <w:spacing w:after="120"/>
+        <w:jc w:val="both"/>
+      </w:pPr>
+      <w:r>
+        <w:rPr>
+          <w:rFonts w:ascii="Times New Roman" w:hAnsi="Times New Roman"/>
+          <w:i/>
+          <w:color w:val="FF0000"/>
+          <w:sz w:val="24"/>
+        </w:rPr>
+        <w:t xml:space="preserve">(г. 5): </w:t>
+      </w:r>
+      <w:r>
+        <w:rPr>
+          <w:rFonts w:ascii="Times New Roman" w:hAnsi="Times New Roman"/>
+          <w:sz w:val="24"/>
+        </w:rPr>
+        <w:t>Одноголосно похвалімо апостолів,* бо вони всім проповідували православне Господнє навчання* і розігнали єретицьку темряву;* засвітили у світі духовне просвічення* і моляться, щоб ми спаслися.</w:t>
+      </w:r>
+    </w:p>
+    <w:p>
+      <w:r>
+        <w:rPr>
+          <w:highlight w:val="darkGray"/>
+        </w:rPr>
+        <w:t>//утреня/сідальні_по_другому_славословї/2</w:t>
+      </w:r>
+    </w:p>
+    <w:p>
+      <w:pPr>
+        <w:spacing w:after="120"/>
+        <w:jc w:val="both"/>
+      </w:pPr>
+      <w:r>
+        <w:rPr>
+          <w:rFonts w:ascii="Times New Roman" w:hAnsi="Times New Roman"/>
+          <w:b/>
+          <w:sz w:val="24"/>
+        </w:rPr>
+        <w:t>Слава і нині</w:t>
+      </w:r>
+      <w:r>
+        <w:rPr>
+          <w:rFonts w:ascii="Times New Roman" w:hAnsi="Times New Roman"/>
+          <w:sz w:val="24"/>
+        </w:rPr>
+        <w:t>: Знайшли ми в тебе пристановище й захорону,* прибіжище і покров та заступництво.* Тому ми, вірні, до тебе прибігаємо, щиро кличемо й просимо:* Помилуй, Богородице, тих, що на тебе надіються,* і від прогрішень визволи.</w:t>
+      </w:r>
+    </w:p>
+    <w:p>
+      <w:r>
+        <w:rPr>
+          <w:highlight w:val="darkGray"/>
+        </w:rPr>
+        <w:t>//утреня/світильні/1</w:t>
+      </w:r>
+    </w:p>
+    <w:p>
+      <w:pPr>
+        <w:spacing w:after="120"/>
+        <w:jc w:val="both"/>
+      </w:pPr>
+      <w:r>
+        <w:rPr>
+          <w:rFonts w:ascii="Times New Roman" w:hAnsi="Times New Roman"/>
+          <w:sz w:val="24"/>
+        </w:rPr>
+        <w:t>Апостоли Спасові!* Ви пройшли всю вселенну, проповідуючи справжнє і святе Христове воплочення від Діви,* відвертаючи від обману поган,* просвічуючи й навчаючи всіх почитати Пресвяту Тройцю.</w:t>
+      </w:r>
+    </w:p>
+    <w:p>
+      <w:r>
+        <w:rPr>
+          <w:highlight w:val="darkGray"/>
+        </w:rPr>
+        <w:t>//утреня/світильні/2</w:t>
+      </w:r>
+    </w:p>
+    <w:p>
+      <w:pPr>
+        <w:spacing w:after="120"/>
+        <w:jc w:val="both"/>
+      </w:pPr>
+      <w:r>
+        <w:rPr>
+          <w:rFonts w:ascii="Times New Roman" w:hAnsi="Times New Roman"/>
+          <w:b/>
+          <w:sz w:val="24"/>
+        </w:rPr>
+        <w:t>Слава і нині</w:t>
+      </w:r>
+      <w:r>
+        <w:rPr>
+          <w:rFonts w:ascii="Times New Roman" w:hAnsi="Times New Roman"/>
+          <w:sz w:val="24"/>
+        </w:rPr>
+        <w:t>: Діво пречиста!* З мудрими апостолами і з багатьма мучениками та з Миколаєм мудрим,* моли безперестанно Христа,* щоб звільнити від усякої біди нас,* що на тебе поклали надію, Діво.</w:t>
+      </w:r>
+    </w:p>
+    <w:p>
+      <w:r>
+        <w:rPr>
+          <w:highlight w:val="darkGray"/>
+        </w:rPr>
+        <w:t>//утреня/стиховня/стихири/1</w:t>
+      </w:r>
+    </w:p>
+    <w:p>
+      <w:pPr>
+        <w:spacing w:after="120"/>
+        <w:jc w:val="both"/>
+      </w:pPr>
+      <w:r>
+        <w:rPr>
+          <w:rFonts w:ascii="Times New Roman" w:hAnsi="Times New Roman"/>
+          <w:i/>
+          <w:color w:val="FF0000"/>
+          <w:sz w:val="24"/>
+        </w:rPr>
+        <w:t xml:space="preserve">(г. 5): </w:t>
+      </w:r>
+      <w:r>
+        <w:rPr>
+          <w:rFonts w:ascii="Times New Roman" w:hAnsi="Times New Roman"/>
+          <w:sz w:val="24"/>
+        </w:rPr>
+        <w:t>Спасові Учні!* Ви, бувши очевидцями таїн,* проповідували Невидимого й Безначального, промовляючи:* На початку було Слово.* Вас не створено перед ангелами,* та й не від людей ви навчились,* лише від вишньої премудрости,* тому, мавши довір'я, моліться за душі наші.</w:t>
+      </w:r>
+    </w:p>
+    <w:p>
+      <w:r>
+        <w:rPr>
+          <w:highlight w:val="darkGray"/>
+        </w:rPr>
+        <w:t>//утреня/стиховня/стихири/2</w:t>
+      </w:r>
+    </w:p>
+    <w:p>
+      <w:pPr>
+        <w:spacing w:after="120"/>
+        <w:jc w:val="both"/>
+      </w:pPr>
+      <w:r>
+        <w:rPr>
+          <w:rFonts w:ascii="Times New Roman" w:hAnsi="Times New Roman"/>
+          <w:i/>
+          <w:color w:val="FF0000"/>
+          <w:sz w:val="24"/>
+        </w:rPr>
+        <w:t>Стих:</w:t>
+      </w:r>
+      <w:r>
+        <w:rPr>
+          <w:rFonts w:ascii="Times New Roman" w:hAnsi="Times New Roman"/>
+          <w:i/>
+          <w:sz w:val="24"/>
+        </w:rPr>
+        <w:t xml:space="preserve"> </w:t>
+      </w:r>
+      <w:r>
+        <w:rPr>
+          <w:rFonts w:ascii="Times New Roman" w:hAnsi="Times New Roman"/>
+          <w:sz w:val="24"/>
+          <w:u w:val="single"/>
+        </w:rPr>
+        <w:t>Насити нас уранці милістю твоєю, Господи, щоб ми раділи й веселились по всі дні наші. Звесели нас мірою днів, за яких ти засмутив нас, мірою літ, що в них ми зазнали горя.* Нехай виявиться твоїм слугам твоє діло, і слава твоя – їхнім дітям.</w:t>
+      </w:r>
+    </w:p>
+    <w:p>
+      <w:r>
+        <w:rPr>
+          <w:highlight w:val="darkGray"/>
+        </w:rPr>
+        <w:t>//утреня/стиховня/стихири/3</w:t>
+      </w:r>
+    </w:p>
+    <w:p>
+      <w:pPr>
+        <w:spacing w:after="120"/>
+        <w:jc w:val="both"/>
+      </w:pPr>
+      <w:r>
+        <w:rPr>
+          <w:rFonts w:ascii="Times New Roman" w:hAnsi="Times New Roman"/>
+          <w:sz w:val="24"/>
+        </w:rPr>
+        <w:t>Одноголосно похвалім піснями апостолів Господніх,* бо вони, зодягнувши хресну зброю, ідольський обман винищили* і стали переможними вінценосцями.* Їхніми молитвами й усіх святих,* Боже, помилуй нас.</w:t>
+      </w:r>
+    </w:p>
+    <w:p>
+      <w:r>
+        <w:rPr>
+          <w:highlight w:val="darkGray"/>
+        </w:rPr>
+        <w:t>//утреня/стиховня/стихири/4</w:t>
+      </w:r>
+    </w:p>
+    <w:p>
+      <w:pPr>
+        <w:spacing w:after="120"/>
+        <w:jc w:val="both"/>
+      </w:pPr>
+      <w:r>
+        <w:rPr>
+          <w:rFonts w:ascii="Times New Roman" w:hAnsi="Times New Roman"/>
+          <w:i/>
+          <w:color w:val="FF0000"/>
+          <w:sz w:val="24"/>
+        </w:rPr>
+        <w:t>Стих:</w:t>
+      </w:r>
+      <w:r>
+        <w:rPr>
+          <w:rFonts w:ascii="Times New Roman" w:hAnsi="Times New Roman"/>
+          <w:i/>
+          <w:sz w:val="24"/>
+        </w:rPr>
+        <w:t xml:space="preserve"> </w:t>
+      </w:r>
+      <w:r>
+        <w:rPr>
+          <w:rFonts w:ascii="Times New Roman" w:hAnsi="Times New Roman"/>
+          <w:sz w:val="24"/>
+          <w:u w:val="single"/>
+        </w:rPr>
+        <w:t>І ласка Господа, Бога нашого, нехай буде над нами,* і стверди діло рук наших; стверди його – діло рук наших.</w:t>
+      </w:r>
+    </w:p>
+    <w:p>
+      <w:r>
+        <w:rPr>
+          <w:highlight w:val="darkGray"/>
+        </w:rPr>
+        <w:t>//утреня/стиховня/стихири/5</w:t>
+      </w:r>
+    </w:p>
+    <w:p>
+      <w:pPr>
+        <w:spacing w:after="120"/>
+        <w:jc w:val="both"/>
+      </w:pPr>
+      <w:r>
+        <w:rPr>
+          <w:rFonts w:ascii="Times New Roman" w:hAnsi="Times New Roman"/>
+          <w:sz w:val="24"/>
+        </w:rPr>
+        <w:t xml:space="preserve">Зазнаючи мук, святі, ви радісно кликали:* Рани – наш виторг у Владики.* Бо замість тілесних зранень* у воскресінні засяють на нас світлі ризи,* замість ганьби – вінки,* за </w:t>
+      </w:r>
+      <w:r>
+        <w:rPr>
+          <w:rFonts w:ascii="Times New Roman" w:hAnsi="Times New Roman"/>
+          <w:sz w:val="24"/>
+        </w:rPr>
+        <w:t>в'язничні кайдани − рай,* і за відсадження разом із лиходіями – життя з ангелами.* Їхніми молитвами, Господи, спаси душі наші.</w:t>
+      </w:r>
+    </w:p>
+    <w:p>
+      <w:r>
+        <w:rPr>
+          <w:highlight w:val="darkGray"/>
+        </w:rPr>
+        <w:t>//утреня/стиховня/стихири/6</w:t>
+      </w:r>
+    </w:p>
+    <w:p>
+      <w:pPr>
+        <w:spacing w:after="120"/>
+        <w:jc w:val="both"/>
+      </w:pPr>
+      <w:r>
+        <w:rPr>
+          <w:rFonts w:ascii="Times New Roman" w:hAnsi="Times New Roman"/>
+          <w:b/>
+          <w:sz w:val="24"/>
+        </w:rPr>
+        <w:t>Слава і нині</w:t>
+      </w:r>
+      <w:r>
+        <w:rPr>
+          <w:rFonts w:ascii="Times New Roman" w:hAnsi="Times New Roman"/>
+          <w:sz w:val="24"/>
+        </w:rPr>
+        <w:t>: Ублажаємо тебе, Богородице Діво,* бо з тебе засяяло правдиве сонце − Христос,* що має велику милість.</w:t>
+      </w:r>
+    </w:p>
+    <w:p>
+      <w:pPr>
+        <w:pStyle w:val="Heading1"/>
+      </w:pPr>
+      <w:r>
+        <w:t>Глас 5 - ПТ</w:t>
+      </w:r>
+    </w:p>
+    <w:p>
+      <w:r>
+        <w:rPr>
+          <w:highlight w:val="darkGray"/>
+        </w:rPr>
+        <w:t>/октоїх/5/ПТ</w:t>
+      </w:r>
+    </w:p>
+    <w:p>
+      <w:pPr>
+        <w:pStyle w:val="Heading2"/>
+      </w:pPr>
+      <w:r>
+        <w:t>ВЕЧІРНЯ</w:t>
+      </w:r>
+    </w:p>
+    <w:p>
+      <w:pPr>
+        <w:pStyle w:val="Heading3"/>
+      </w:pPr>
+      <w:r>
+        <w:rPr>
+          <w:highlight w:val="darkGray"/>
+        </w:rPr>
+        <w:t>//вечірня/господи_взиваю</w:t>
+      </w:r>
+    </w:p>
+    <w:p>
+      <w:r>
+        <w:rPr>
+          <w:highlight w:val="darkGray"/>
+        </w:rPr>
+        <w:t>//вечірня/господи_взиваю/стихири/1</w:t>
+      </w:r>
+    </w:p>
+    <w:p>
+      <w:pPr>
+        <w:spacing w:after="120"/>
+        <w:jc w:val="both"/>
+      </w:pPr>
+      <w:r>
+        <w:rPr>
+          <w:rFonts w:ascii="Times New Roman" w:hAnsi="Times New Roman"/>
+          <w:i/>
+          <w:color w:val="FF0000"/>
+          <w:sz w:val="24"/>
+        </w:rPr>
+        <w:t>(г. 5):</w:t>
+      </w:r>
+      <w:r>
+        <w:rPr>
+          <w:rFonts w:ascii="Times New Roman" w:hAnsi="Times New Roman"/>
+          <w:sz w:val="24"/>
+        </w:rPr>
+        <w:t xml:space="preserve"> Всі дібровні дерева нехай радіють,* побачивши всечесне дерево* благословенне Господніми стражданнями,* що сяє благодаттю, як вогняне полум'я,* виточуючи немов воду для всіх дари.* Воно просвічує душі й думки,* очищує недуги й усуває страждання,* далеко проганяє невидимих бісів,* наочно перемагає чужі народи* і завжди подає Церкві над ворогами перемогу,* вірним – благословення і велику милість.</w:t>
+      </w:r>
+    </w:p>
+    <w:p>
+      <w:r>
+        <w:rPr>
+          <w:highlight w:val="darkGray"/>
+        </w:rPr>
+        <w:t>//вечірня/господи_взиваю/стихири/2</w:t>
+      </w:r>
+    </w:p>
+    <w:p>
+      <w:pPr>
+        <w:spacing w:after="120"/>
+        <w:jc w:val="both"/>
+      </w:pPr>
+      <w:r>
+        <w:rPr>
+          <w:rFonts w:ascii="Times New Roman" w:hAnsi="Times New Roman"/>
+          <w:sz w:val="24"/>
+        </w:rPr>
+        <w:t>Поклоняємося з вірою місцеві,* де стояли ноги Господні, як сказав пророк,* і славимо розп'ятого Христа,* з яким розп'ялися прогріхи наші.* Він знищив прокляття дерева і примирив з Отцем тих,* які думками перебували далеко.* Тому духом цілуємо руки і ноги,* цвяхи, спис, тростину й губку, та й вінок терновий,* шанобливо почитаючи зневаги й наруги* та все інше, що за нас він вистраждав,* бо завдяки йому і ми спаслися.</w:t>
+      </w:r>
+    </w:p>
+    <w:p>
+      <w:r>
+        <w:rPr>
+          <w:highlight w:val="darkGray"/>
+        </w:rPr>
+        <w:t>//вечірня/господи_взиваю/стихири/3</w:t>
+      </w:r>
+    </w:p>
+    <w:p>
+      <w:pPr>
+        <w:spacing w:after="120"/>
+        <w:jc w:val="both"/>
+      </w:pPr>
+      <w:r>
+        <w:rPr>
+          <w:rFonts w:ascii="Times New Roman" w:hAnsi="Times New Roman"/>
+          <w:sz w:val="24"/>
+        </w:rPr>
         <w:t>Усі члени розіпнімо з Христом і умрімо для світу,* бажаючи ходити Христовими слідами;* носім його божественний хрест на плечах,* відкинувши тілесні зворушення і лихі похоті,* що душу до гріха потягають.* Бажаймо перед ним стояти* і оглядати його, до хреста прибитого,* як він, зітхаючи, душу свою передає в руки Отцеві,* і щоб завжди ми з ним були невідлучно.</w:t>
       </w:r>
     </w:p>
     <w:p>
+      <w:r>
+        <w:rPr>
+          <w:highlight w:val="darkGray"/>
+        </w:rPr>
+        <w:t>//вечірня/стиховня/стихири/1</w:t>
+      </w:r>
+    </w:p>
+    <w:p>
+      <w:pPr>
+        <w:spacing w:after="120"/>
+        <w:jc w:val="both"/>
+      </w:pPr>
+      <w:r>
+        <w:rPr>
+          <w:rFonts w:ascii="Times New Roman" w:hAnsi="Times New Roman"/>
+          <w:i/>
+          <w:color w:val="FF0000"/>
+          <w:sz w:val="24"/>
+        </w:rPr>
+        <w:t>(г. 5):</w:t>
+      </w:r>
+      <w:r>
+        <w:rPr>
+          <w:rFonts w:ascii="Times New Roman" w:hAnsi="Times New Roman"/>
+          <w:sz w:val="24"/>
+        </w:rPr>
+        <w:t xml:space="preserve"> Господи, колись за пророка Мойсея,* сам тільки прообраз хреста твого* перемагав твоїх ворогів,* а нині, маючи дійсний хрест твій, просимо допомоги:* Укріпи Церкву твою і дай їй, як Костянтинові, перемогу* заради великої твоєї милости, Чоловіколюбче.</w:t>
+      </w:r>
+    </w:p>
+    <w:p>
+      <w:r>
+        <w:rPr>
+          <w:highlight w:val="darkGray"/>
+        </w:rPr>
+        <w:t>//вечірня/стиховня/стихири/2</w:t>
+      </w:r>
+    </w:p>
+    <w:p>
+      <w:pPr>
+        <w:spacing w:after="120"/>
+        <w:jc w:val="both"/>
+      </w:pPr>
+      <w:r>
+        <w:rPr>
+          <w:rFonts w:ascii="Times New Roman" w:hAnsi="Times New Roman"/>
+          <w:sz w:val="24"/>
+        </w:rPr>
+        <w:t>Хрест твій, Христе, хоч за своєю природою є видиме дерево,* проте зодягнене божественною силою* і наочно появлене світові,* духовно й чудесно здійснює спасіння.* Йому поклоняючись,* славимо тебе, Спасе, – помилуй нас!</w:t>
+      </w:r>
+    </w:p>
+    <w:p>
+      <w:r>
+        <w:rPr>
+          <w:highlight w:val="darkGray"/>
+        </w:rPr>
+        <w:t>//вечірня/стиховня/стихири/3</w:t>
+      </w:r>
+    </w:p>
+    <w:p>
+      <w:pPr>
+        <w:spacing w:after="120"/>
+        <w:jc w:val="both"/>
+      </w:pPr>
+      <w:r>
+        <w:rPr>
+          <w:rFonts w:ascii="Times New Roman" w:hAnsi="Times New Roman"/>
+          <w:sz w:val="24"/>
+        </w:rPr>
+        <w:t>Не дбаючи про туземне* і мужньо на муки зважившись,* ви, преславні мученики, не втратили надії блаженних,* але стали спадкоємцями небесного царства.* Тож, мавши сміливість до чоловіколюбного Бога,* випросіть світові замирення* і душам нашим велику милість.</w:t>
+      </w:r>
+    </w:p>
+    <w:p>
+      <w:r>
+        <w:rPr>
+          <w:highlight w:val="darkGray"/>
+        </w:rPr>
+        <w:t>//вечірня/стиховня/стихири/4</w:t>
+      </w:r>
+    </w:p>
+    <w:p>
+      <w:pPr>
+        <w:spacing w:after="120"/>
+        <w:jc w:val="both"/>
+      </w:pPr>
+      <w:r>
+        <w:rPr>
+          <w:rFonts w:ascii="Times New Roman" w:hAnsi="Times New Roman"/>
+          <w:b/>
+          <w:sz w:val="24"/>
+        </w:rPr>
+        <w:t>Слава і нині</w:t>
+      </w:r>
+      <w:r>
+        <w:rPr>
+          <w:rFonts w:ascii="Times New Roman" w:hAnsi="Times New Roman"/>
+          <w:sz w:val="24"/>
+        </w:rPr>
+        <w:t>: Бачивши тоді Мати і всеблаженна Отроковиця* піднесеного на хрест Агнця і Сина свого, кликала, плачучи:* Горе мені, мій Сину!* Як же ти вмираєш, бувши з своєї природи безсмертним Богом?</w:t>
+      </w:r>
+    </w:p>
+    <w:p>
+      <w:pPr>
+        <w:pStyle w:val="Heading2"/>
+      </w:pPr>
+      <w:r>
+        <w:t>УТРЕНЯ</w:t>
+      </w:r>
+    </w:p>
+    <w:p>
+      <w:r>
+        <w:rPr>
+          <w:highlight w:val="darkGray"/>
+        </w:rPr>
+        <w:t>//утреня/сідальні_по_першому_славословї/1</w:t>
+      </w:r>
+    </w:p>
+    <w:p>
+      <w:pPr>
+        <w:spacing w:after="120"/>
+        <w:jc w:val="both"/>
+      </w:pPr>
+      <w:r>
+        <w:rPr>
+          <w:rFonts w:ascii="Times New Roman" w:hAnsi="Times New Roman"/>
+          <w:i/>
+          <w:color w:val="FF0000"/>
+          <w:sz w:val="24"/>
+        </w:rPr>
+        <w:t>(г. 5):</w:t>
+      </w:r>
+      <w:r>
+        <w:rPr>
+          <w:rFonts w:ascii="Times New Roman" w:hAnsi="Times New Roman"/>
+          <w:sz w:val="24"/>
+        </w:rPr>
+        <w:t xml:space="preserve"> Оспівуймо, вірні, та прославляймо Спаса й Визволителя нашого,* який добровільно розп'явся, як сам хотів і зволив.* Він прибив на хресті гріхи людські,* визволивши з омани рід людський,* і сподобив свого царства.</w:t>
+      </w:r>
+    </w:p>
+    <w:p>
+      <w:r>
+        <w:rPr>
+          <w:highlight w:val="darkGray"/>
+        </w:rPr>
+        <w:t>//утреня/сідальні_по_першому_славословї/2</w:t>
+      </w:r>
+    </w:p>
+    <w:p>
+      <w:pPr>
+        <w:spacing w:after="120"/>
+        <w:jc w:val="both"/>
+      </w:pPr>
+      <w:r>
+        <w:rPr>
+          <w:rFonts w:ascii="Times New Roman" w:hAnsi="Times New Roman"/>
+          <w:b/>
+          <w:sz w:val="24"/>
+        </w:rPr>
+        <w:t>Слава і нині</w:t>
+      </w:r>
+      <w:r>
+        <w:rPr>
+          <w:rFonts w:ascii="Times New Roman" w:hAnsi="Times New Roman"/>
+          <w:sz w:val="24"/>
+        </w:rPr>
+        <w:t>: Стоячи при хресті Господнім,* чиста Богородиця, плакала й кликала:* О, Сину мій божественний, світло моє найлюбіше!* Як же простягнувся на хресті ти,* що розіп'яв божественно небо, немов намет,* і вивів з моря водні джерела одним лише словом?</w:t>
+      </w:r>
+    </w:p>
+    <w:p>
+      <w:r>
+        <w:rPr>
+          <w:highlight w:val="darkGray"/>
+        </w:rPr>
+        <w:t>//утреня/сідальні_по_другому_славословї/1</w:t>
+      </w:r>
+    </w:p>
+    <w:p>
+      <w:pPr>
+        <w:spacing w:after="120"/>
+        <w:jc w:val="both"/>
+      </w:pPr>
+      <w:r>
+        <w:rPr>
+          <w:rFonts w:ascii="Times New Roman" w:hAnsi="Times New Roman"/>
+          <w:i/>
+          <w:color w:val="FF0000"/>
+          <w:sz w:val="24"/>
+        </w:rPr>
+        <w:t>(г. 5):</w:t>
+      </w:r>
+      <w:r>
+        <w:rPr>
+          <w:rFonts w:ascii="Times New Roman" w:hAnsi="Times New Roman"/>
+          <w:sz w:val="24"/>
+        </w:rPr>
+        <w:t xml:space="preserve"> Добровільно витерпів ти, Щедрий, хрест,* і як Бог всесильний, знищив давнє прокляття* заради забороненого споживання.* Тому оспівуємо, Владико Христе,* твої божественні й дорогоцінні страждання,* і поклоняємося їм,* безперестанку прославляючи твоє невисловне провидіння.</w:t>
+      </w:r>
+    </w:p>
+    <w:p>
+      <w:r>
+        <w:rPr>
+          <w:highlight w:val="darkGray"/>
+        </w:rPr>
+        <w:t>//утреня/сідальні_по_другому_славословї/2</w:t>
+      </w:r>
+    </w:p>
+    <w:p>
+      <w:pPr>
+        <w:spacing w:after="120"/>
+        <w:jc w:val="both"/>
+      </w:pPr>
+      <w:r>
+        <w:rPr>
+          <w:rFonts w:ascii="Times New Roman" w:hAnsi="Times New Roman"/>
+          <w:b/>
+          <w:sz w:val="24"/>
+        </w:rPr>
+        <w:t>Слава і нині</w:t>
+      </w:r>
+      <w:r>
+        <w:rPr>
+          <w:rFonts w:ascii="Times New Roman" w:hAnsi="Times New Roman"/>
+          <w:sz w:val="24"/>
+        </w:rPr>
+        <w:t>: Хрестом Сина твого, Богоблагодатна,* знищена вся ідольська омана і здолана демонська сила.* Тому ми, вірні, як годиться,* завжди тебе оспівуємо та благословляємо* і, визнаючи справжньою Богородицею, тебе величаємо.</w:t>
+      </w:r>
+    </w:p>
+    <w:p>
+      <w:r>
+        <w:rPr>
+          <w:highlight w:val="darkGray"/>
+        </w:rPr>
+        <w:t>//утреня/світильні/1</w:t>
+      </w:r>
+    </w:p>
+    <w:p>
+      <w:pPr>
+        <w:spacing w:after="120"/>
+        <w:jc w:val="both"/>
+      </w:pPr>
+      <w:r>
+        <w:rPr>
+          <w:rFonts w:ascii="Times New Roman" w:hAnsi="Times New Roman"/>
+          <w:sz w:val="24"/>
+        </w:rPr>
+        <w:t>Радуйся, Хресте пресвятий!* Незборне забороло світу, пристановище знедоленим, охоронче тих, що в нужді;* перемого царів і воїнів охороно та й варварів подолання,* вінче апостолів і вірних спасіння!</w:t>
+      </w:r>
+    </w:p>
+    <w:p>
+      <w:r>
+        <w:rPr>
+          <w:highlight w:val="darkGray"/>
+        </w:rPr>
+        <w:t>//утреня/світильні/2</w:t>
+      </w:r>
+    </w:p>
+    <w:p>
+      <w:pPr>
+        <w:spacing w:after="120"/>
+        <w:jc w:val="both"/>
+      </w:pPr>
+      <w:r>
+        <w:rPr>
+          <w:rFonts w:ascii="Times New Roman" w:hAnsi="Times New Roman"/>
+          <w:b/>
+          <w:sz w:val="24"/>
+        </w:rPr>
+        <w:t>Слава і нині</w:t>
+      </w:r>
+      <w:r>
+        <w:rPr>
+          <w:rFonts w:ascii="Times New Roman" w:hAnsi="Times New Roman"/>
+          <w:sz w:val="24"/>
+        </w:rPr>
+        <w:t>: Бачивши тебе до хреста прибитого* Пречиста плакала, і ридала, і кликала:* Як же зайшло воно – Сонце слави, світло найвизначніше?* Як же то ти, заради людського спасіння,* на хресті розп'явся і був проколений списом між ребра? – Сину і Боже мій!</w:t>
+      </w:r>
+    </w:p>
+    <w:p>
+      <w:r>
+        <w:rPr>
+          <w:highlight w:val="darkGray"/>
+        </w:rPr>
+        <w:t>//утреня/стиховня/стихири/1</w:t>
+      </w:r>
+    </w:p>
+    <w:p>
+      <w:pPr>
+        <w:spacing w:after="120"/>
+        <w:jc w:val="both"/>
+      </w:pPr>
+      <w:r>
+        <w:rPr>
+          <w:rFonts w:ascii="Times New Roman" w:hAnsi="Times New Roman"/>
+          <w:i/>
+          <w:color w:val="FF0000"/>
+          <w:sz w:val="24"/>
+        </w:rPr>
+        <w:t>(г. 5):</w:t>
+      </w:r>
+      <w:r>
+        <w:rPr>
+          <w:rFonts w:ascii="Times New Roman" w:hAnsi="Times New Roman"/>
+          <w:sz w:val="24"/>
+        </w:rPr>
+        <w:t xml:space="preserve"> Якже застромлено дерево хреста твого, Христе,* ідольське обманство було прогнане й розквітла благодать,* тож хрест уже не є прокляттям і мукою, але перемогою і спасінням.* Хрест бо – наша слава, хрест − наше укріплення,* хрест – наша радість.</w:t>
+      </w:r>
+    </w:p>
+    <w:p>
+      <w:r>
+        <w:rPr>
+          <w:highlight w:val="darkGray"/>
+        </w:rPr>
+        <w:t>//утреня/стиховня/стихири/2</w:t>
+      </w:r>
+    </w:p>
+    <w:p>
+      <w:pPr>
+        <w:spacing w:after="120"/>
+        <w:jc w:val="both"/>
+      </w:pPr>
+      <w:r>
+        <w:rPr>
+          <w:rFonts w:ascii="Times New Roman" w:hAnsi="Times New Roman"/>
+          <w:i/>
+          <w:color w:val="FF0000"/>
+          <w:sz w:val="24"/>
+        </w:rPr>
+        <w:t>Стих:</w:t>
+      </w:r>
+      <w:r>
+        <w:rPr>
+          <w:rFonts w:ascii="Times New Roman" w:hAnsi="Times New Roman"/>
+          <w:i/>
+          <w:sz w:val="24"/>
+        </w:rPr>
+        <w:t xml:space="preserve"> </w:t>
+      </w:r>
+      <w:r>
+        <w:rPr>
+          <w:rFonts w:ascii="Times New Roman" w:hAnsi="Times New Roman"/>
+          <w:sz w:val="24"/>
+          <w:u w:val="single"/>
+        </w:rPr>
+        <w:t>Насити нас уранці милістю твоєю, Господи, щоб ми раділи й веселились по всі дні наші. Звесели нас мірою днів, за яких ти засмутив нас, мірою літ, що в них ми зазнали горя.* Нехай виявиться твоїм слугам твоє діло, і слава твоя – їхнім дітям.</w:t>
+      </w:r>
+    </w:p>
+    <w:p>
+      <w:r>
+        <w:rPr>
+          <w:highlight w:val="darkGray"/>
+        </w:rPr>
+        <w:t>//утреня/стиховня/стихири/3</w:t>
+      </w:r>
+    </w:p>
+    <w:p>
+      <w:pPr>
+        <w:spacing w:after="120"/>
+        <w:jc w:val="both"/>
+      </w:pPr>
+      <w:r>
+        <w:rPr>
+          <w:rFonts w:ascii="Times New Roman" w:hAnsi="Times New Roman"/>
+          <w:sz w:val="24"/>
+        </w:rPr>
+        <w:t>Як овечку повели тебе за нас, Христе, на жертву,* і як непорочного Агнця-Еммануїла на добровільне заколення;* між беззаконних тебе зараховано.* Прийдіть і співайте, всі народи,* і поклоніться на хресті повішеному Життю безконечному.</w:t>
+      </w:r>
+    </w:p>
+    <w:p>
+      <w:r>
+        <w:rPr>
+          <w:highlight w:val="darkGray"/>
+        </w:rPr>
+        <w:t>//утреня/стиховня/стихири/4</w:t>
+      </w:r>
+    </w:p>
+    <w:p>
+      <w:pPr>
+        <w:spacing w:after="120"/>
+        <w:jc w:val="both"/>
+      </w:pPr>
+      <w:r>
+        <w:rPr>
+          <w:rFonts w:ascii="Times New Roman" w:hAnsi="Times New Roman"/>
+          <w:i/>
+          <w:color w:val="FF0000"/>
+          <w:sz w:val="24"/>
+        </w:rPr>
+        <w:t>Стих:</w:t>
+      </w:r>
+      <w:r>
+        <w:rPr>
+          <w:rFonts w:ascii="Times New Roman" w:hAnsi="Times New Roman"/>
+          <w:i/>
+          <w:sz w:val="24"/>
+        </w:rPr>
+        <w:t xml:space="preserve"> </w:t>
+      </w:r>
+      <w:r>
+        <w:rPr>
+          <w:rFonts w:ascii="Times New Roman" w:hAnsi="Times New Roman"/>
+          <w:sz w:val="24"/>
+          <w:u w:val="single"/>
+        </w:rPr>
+        <w:t>І ласка Господа, Бога нашого, нехай буде над нами,* і стверди діло рук наших; стверди його – діло рук наших.</w:t>
+      </w:r>
+    </w:p>
+    <w:p>
+      <w:r>
+        <w:rPr>
+          <w:highlight w:val="darkGray"/>
+        </w:rPr>
+        <w:t>//утреня/стиховня/стихири/5</w:t>
+      </w:r>
+    </w:p>
+    <w:p>
+      <w:pPr>
+        <w:spacing w:after="120"/>
+        <w:jc w:val="both"/>
+      </w:pPr>
+      <w:r>
+        <w:rPr>
+          <w:rFonts w:ascii="Times New Roman" w:hAnsi="Times New Roman"/>
+          <w:sz w:val="24"/>
+        </w:rPr>
+        <w:t xml:space="preserve">Благословенне воїнство Царя небесного!* Хоч ви земляни, але страстотерпцями стали* і намагалися здобути ангельське достоїнство;* про тіла не дбали й стражданнями </w:t>
+      </w:r>
+      <w:r>
+        <w:rPr>
+          <w:rFonts w:ascii="Times New Roman" w:hAnsi="Times New Roman"/>
+          <w:sz w:val="24"/>
+        </w:rPr>
+        <w:t>сподобилися чести безтілесних.* Тому їхніми молитвами, Господи,* подай нам велику милість.</w:t>
+      </w:r>
+    </w:p>
+    <w:p>
+      <w:r>
+        <w:rPr>
+          <w:highlight w:val="darkGray"/>
+        </w:rPr>
+        <w:t>//утреня/стиховня/стихири/6</w:t>
+      </w:r>
+    </w:p>
+    <w:p>
+      <w:pPr>
+        <w:spacing w:after="120"/>
+        <w:jc w:val="both"/>
+      </w:pPr>
+      <w:r>
+        <w:rPr>
+          <w:rFonts w:ascii="Times New Roman" w:hAnsi="Times New Roman"/>
+          <w:b/>
+          <w:sz w:val="24"/>
+        </w:rPr>
+        <w:t>Слава і нині</w:t>
+      </w:r>
+      <w:r>
+        <w:rPr>
+          <w:rFonts w:ascii="Times New Roman" w:hAnsi="Times New Roman"/>
+          <w:sz w:val="24"/>
+        </w:rPr>
+        <w:t>: Злагідни болі багатострадної душі моєї!* – Благала Христа Непорочна у своїх болях.* Спасаючи людей своїми стражданнями,* душу мою, Спасе, раниш.* Ти – світло моє пресолодке,* ти − дитя моє і Творець мій,* тому прославляю твоє довготерпіння.</w:t>
+      </w:r>
+    </w:p>
+    <w:p>
       <w:pPr>
         <w:pStyle w:val="Heading1"/>
       </w:pPr>
@@ -589,7 +3461,10 @@
     </w:p>
     <w:p>
       <w:r>
-        <w:t>/октоїх/1/СБ</w:t>
+        <w:rPr>
+          <w:highlight w:val="darkGray"/>
+        </w:rPr>
+        <w:t>/октоїх/5/СБ</w:t>
       </w:r>
     </w:p>
     <w:p>
@@ -605,7 +3480,458 @@
         <w:pStyle w:val="Heading3"/>
       </w:pPr>
       <w:r>
-        <w:t>//господи_взиваю</w:t>
+        <w:rPr>
+          <w:highlight w:val="darkGray"/>
+        </w:rPr>
+        <w:t>//вечірня/господи_взиваю</w:t>
+      </w:r>
+    </w:p>
+    <w:p>
+      <w:r>
+        <w:rPr>
+          <w:highlight w:val="darkGray"/>
+        </w:rPr>
+        <w:t>//вечірня/стиховня/стихири/1</w:t>
+      </w:r>
+    </w:p>
+    <w:p>
+      <w:pPr>
+        <w:spacing w:after="120"/>
+        <w:jc w:val="both"/>
+      </w:pPr>
+      <w:r>
+        <w:rPr>
+          <w:rFonts w:ascii="Times New Roman" w:hAnsi="Times New Roman"/>
+          <w:i/>
+          <w:color w:val="FF0000"/>
+          <w:sz w:val="24"/>
+        </w:rPr>
+        <w:t>(г. 5):</w:t>
+      </w:r>
+      <w:r>
+        <w:rPr>
+          <w:rFonts w:ascii="Times New Roman" w:hAnsi="Times New Roman"/>
+          <w:sz w:val="24"/>
+        </w:rPr>
+        <w:t xml:space="preserve"> Моліться за нас, святі мученики,* щоб визволились ми з беззаконств наших,* бо вам дана благодать молитися за нас.</w:t>
+      </w:r>
+    </w:p>
+    <w:p>
+      <w:r>
+        <w:rPr>
+          <w:highlight w:val="darkGray"/>
+        </w:rPr>
+        <w:t>//вечірня/стиховня/стихири/2</w:t>
+      </w:r>
+    </w:p>
+    <w:p>
+      <w:pPr>
+        <w:spacing w:after="120"/>
+        <w:jc w:val="both"/>
+      </w:pPr>
+      <w:r>
+        <w:rPr>
+          <w:rFonts w:ascii="Times New Roman" w:hAnsi="Times New Roman"/>
+          <w:sz w:val="24"/>
+        </w:rPr>
+        <w:t>Задля ненаситної душевної любови* ви, святі мученики, не відреклися Христа.* Витерпівши різнорідні рани і страждання,* ви перемогли зухвалість мучителів,* зберігши ж несхитну й ненарушну віру, на небо переставилися.* Тому, мавши довір'я до нього, просіть,* щоб дав нам велику милість.</w:t>
+      </w:r>
+    </w:p>
+    <w:p>
+      <w:r>
+        <w:rPr>
+          <w:highlight w:val="darkGray"/>
+        </w:rPr>
+        <w:t>//вечірня/стиховня/стихири/3</w:t>
+      </w:r>
+    </w:p>
+    <w:p>
+      <w:pPr>
+        <w:spacing w:after="120"/>
+        <w:jc w:val="both"/>
+      </w:pPr>
+      <w:r>
+        <w:rPr>
+          <w:rFonts w:ascii="Times New Roman" w:hAnsi="Times New Roman"/>
+          <w:sz w:val="24"/>
+        </w:rPr>
+        <w:t>Щитом віри заслонившись* і знаком хреста скріпившись, святі твої, Господи,* хоробро пішли на муки і перемогли диявольську гординю й обман.* Їхніми молитвами, як Бог всесильний,* подай світові мир і душам нашим велику милість.</w:t>
+      </w:r>
+    </w:p>
+    <w:p>
+      <w:r>
+        <w:rPr>
+          <w:highlight w:val="darkGray"/>
+        </w:rPr>
+        <w:t>//вечірня/стиховня/стихири/4</w:t>
+      </w:r>
+    </w:p>
+    <w:p>
+      <w:pPr>
+        <w:spacing w:after="120"/>
+        <w:jc w:val="both"/>
+      </w:pPr>
+      <w:r>
+        <w:rPr>
+          <w:rFonts w:ascii="Times New Roman" w:hAnsi="Times New Roman"/>
+          <w:b/>
+          <w:sz w:val="24"/>
+        </w:rPr>
+        <w:t>Слава і нині</w:t>
+      </w:r>
+      <w:r>
+        <w:rPr>
+          <w:rFonts w:ascii="Times New Roman" w:hAnsi="Times New Roman"/>
+          <w:sz w:val="24"/>
+        </w:rPr>
+        <w:t>: Благодатна, своїми молитвами заступайся за нас.* Випроси душам нашим багато щедрот* і очищення численних гріхів, молимось.</w:t>
+      </w:r>
+    </w:p>
+    <w:p>
+      <w:pPr>
+        <w:pStyle w:val="Heading2"/>
+      </w:pPr>
+      <w:r>
+        <w:t>УТРЕНЯ</w:t>
+      </w:r>
+    </w:p>
+    <w:p>
+      <w:r>
+        <w:rPr>
+          <w:highlight w:val="darkGray"/>
+        </w:rPr>
+        <w:t>//утреня/сідальні_по_першому_славословї/1</w:t>
+      </w:r>
+    </w:p>
+    <w:p>
+      <w:pPr>
+        <w:spacing w:after="120"/>
+        <w:jc w:val="both"/>
+      </w:pPr>
+      <w:r>
+        <w:rPr>
+          <w:rFonts w:ascii="Times New Roman" w:hAnsi="Times New Roman"/>
+          <w:i/>
+          <w:color w:val="FF0000"/>
+          <w:sz w:val="24"/>
+        </w:rPr>
+        <w:t xml:space="preserve">(г. 5): </w:t>
+      </w:r>
+      <w:r>
+        <w:rPr>
+          <w:rFonts w:ascii="Times New Roman" w:hAnsi="Times New Roman"/>
+          <w:sz w:val="24"/>
+        </w:rPr>
+        <w:t>Подвигом святих мучеників вельми здивувалися небесні сили:* Як то вони в смертнім тілі добре змагалися* і силою хресною здолали безтілесного ворога?* Вони моляться Господеві,* щоб помилував душі наші.</w:t>
+      </w:r>
+    </w:p>
+    <w:p>
+      <w:r>
+        <w:rPr>
+          <w:highlight w:val="darkGray"/>
+        </w:rPr>
+        <w:t>//утреня/сідальні_по_першому_славословї/2</w:t>
+      </w:r>
+    </w:p>
+    <w:p>
+      <w:pPr>
+        <w:spacing w:after="120"/>
+        <w:jc w:val="both"/>
+      </w:pPr>
+      <w:r>
+        <w:rPr>
+          <w:rFonts w:ascii="Times New Roman" w:hAnsi="Times New Roman"/>
+          <w:b/>
+          <w:sz w:val="24"/>
+        </w:rPr>
+        <w:t>Слава і нині</w:t>
+      </w:r>
+      <w:r>
+        <w:rPr>
+          <w:rFonts w:ascii="Times New Roman" w:hAnsi="Times New Roman"/>
+          <w:sz w:val="24"/>
+        </w:rPr>
+        <w:t>: Радуйся, Брамо Господня непрохідна!* Радуйся, Охороно і Покрове тих, що до тебе приходять!* Радуйся, тиха Пристане і Вседіво,* що свого Творця і Бога тілом породила!* Молись безупинно за тих, що прославляють* і почитають Народженого від тебе.</w:t>
+      </w:r>
+    </w:p>
+    <w:p>
+      <w:r>
+        <w:rPr>
+          <w:highlight w:val="darkGray"/>
+        </w:rPr>
+        <w:t>//утреня/сідальні_по_другому_славословї/1</w:t>
+      </w:r>
+    </w:p>
+    <w:p>
+      <w:pPr>
+        <w:spacing w:after="120"/>
+        <w:jc w:val="both"/>
+      </w:pPr>
+      <w:r>
+        <w:rPr>
+          <w:rFonts w:ascii="Times New Roman" w:hAnsi="Times New Roman"/>
+          <w:i/>
+          <w:color w:val="FF0000"/>
+          <w:sz w:val="24"/>
+        </w:rPr>
+        <w:t xml:space="preserve">(г. 5): </w:t>
+      </w:r>
+      <w:r>
+        <w:rPr>
+          <w:rFonts w:ascii="Times New Roman" w:hAnsi="Times New Roman"/>
+          <w:sz w:val="24"/>
+        </w:rPr>
+        <w:t>Страстотерпці твої, Господи, позаздрили чаші твоїх страждань,* і залишивши все, що найкраще в житті,* стали учасниками ангелів,* тож їхніми мольбами дай, Христе,* душам нашим мир і велику милість.</w:t>
+      </w:r>
+    </w:p>
+    <w:p>
+      <w:r>
+        <w:rPr>
+          <w:highlight w:val="darkGray"/>
+        </w:rPr>
+        <w:t>//утреня/сідальні_по_другому_славословї/2</w:t>
+      </w:r>
+    </w:p>
+    <w:p>
+      <w:pPr>
+        <w:spacing w:after="120"/>
+        <w:jc w:val="both"/>
+      </w:pPr>
+      <w:r>
+        <w:rPr>
+          <w:rFonts w:ascii="Times New Roman" w:hAnsi="Times New Roman"/>
+          <w:b/>
+          <w:sz w:val="24"/>
+        </w:rPr>
+        <w:t>Слава і нині</w:t>
+      </w:r>
+      <w:r>
+        <w:rPr>
+          <w:rFonts w:ascii="Times New Roman" w:hAnsi="Times New Roman"/>
+          <w:sz w:val="24"/>
+        </w:rPr>
+        <w:t>: Ти, Христе Боже, що з Діви просіяв світові* і нею появив дітей світла, помилуй нас.</w:t>
+      </w:r>
+    </w:p>
+    <w:p>
+      <w:r>
+        <w:rPr>
+          <w:highlight w:val="darkGray"/>
+        </w:rPr>
+        <w:t>//утреня/світильні/1</w:t>
+      </w:r>
+    </w:p>
+    <w:p>
+      <w:pPr>
+        <w:spacing w:after="120"/>
+        <w:jc w:val="both"/>
+      </w:pPr>
+      <w:r>
+        <w:rPr>
+          <w:rFonts w:ascii="Times New Roman" w:hAnsi="Times New Roman"/>
+          <w:sz w:val="24"/>
+        </w:rPr>
+        <w:t>Пророки преславні, блаженні апостоли, праведні патріярхи,* святковий соборе єрархів, преподобних, праведних, зборе жінок* і всі святі мученики!* З Богоматір'ю моліться Господеві, щоб помилував слуг ваших.</w:t>
+      </w:r>
+    </w:p>
+    <w:p>
+      <w:r>
+        <w:rPr>
+          <w:highlight w:val="darkGray"/>
+        </w:rPr>
+        <w:t>//утреня/світильні/2</w:t>
+      </w:r>
+    </w:p>
+    <w:p>
+      <w:pPr>
+        <w:spacing w:after="120"/>
+        <w:jc w:val="both"/>
+      </w:pPr>
+      <w:r>
+        <w:rPr>
+          <w:rFonts w:ascii="Times New Roman" w:hAnsi="Times New Roman"/>
+          <w:b/>
+          <w:sz w:val="24"/>
+        </w:rPr>
+        <w:t>Слава і нині</w:t>
+      </w:r>
+      <w:r>
+        <w:rPr>
+          <w:rFonts w:ascii="Times New Roman" w:hAnsi="Times New Roman"/>
+          <w:sz w:val="24"/>
+        </w:rPr>
+        <w:t>: Насолодо ангелів, терплячих радосте, християн заступнице, Діво і Мати Господня!* Заступайся за нас і визволи від мук вічних.</w:t>
+      </w:r>
+    </w:p>
+    <w:p>
+      <w:r>
+        <w:rPr>
+          <w:highlight w:val="darkGray"/>
+        </w:rPr>
+        <w:t>//утреня/стиховня/стихири/1</w:t>
+      </w:r>
+    </w:p>
+    <w:p>
+      <w:pPr>
+        <w:spacing w:after="120"/>
+        <w:jc w:val="both"/>
+      </w:pPr>
+      <w:r>
+        <w:rPr>
+          <w:rFonts w:ascii="Times New Roman" w:hAnsi="Times New Roman"/>
+          <w:i/>
+          <w:color w:val="FF0000"/>
+          <w:sz w:val="24"/>
+        </w:rPr>
+        <w:t xml:space="preserve">(г. 5): </w:t>
+      </w:r>
+      <w:r>
+        <w:rPr>
+          <w:rFonts w:ascii="Times New Roman" w:hAnsi="Times New Roman"/>
+          <w:sz w:val="24"/>
+        </w:rPr>
+        <w:t>Благословенне воїнство Царя небесного!* Хоч ви земляни, але страстотерпцями стали* і намагалися здобути ангельське достоїнство;* про тіла не дбали й стражданнями сподобилися чести безтілесних.* Тому їхніми молитвами, Господи,* подай нам велику милість.</w:t>
+      </w:r>
+    </w:p>
+    <w:p>
+      <w:r>
+        <w:rPr>
+          <w:highlight w:val="darkGray"/>
+        </w:rPr>
+        <w:t>//утреня/стиховня/стихири/2</w:t>
+      </w:r>
+    </w:p>
+    <w:p>
+      <w:pPr>
+        <w:spacing w:after="120"/>
+        <w:jc w:val="both"/>
+      </w:pPr>
+      <w:r>
+        <w:rPr>
+          <w:rFonts w:ascii="Times New Roman" w:hAnsi="Times New Roman"/>
+          <w:i/>
+          <w:color w:val="FF0000"/>
+          <w:sz w:val="24"/>
+        </w:rPr>
+        <w:t>Стих:</w:t>
+      </w:r>
+      <w:r>
+        <w:rPr>
+          <w:rFonts w:ascii="Times New Roman" w:hAnsi="Times New Roman"/>
+          <w:i/>
+          <w:sz w:val="24"/>
+        </w:rPr>
+        <w:t xml:space="preserve"> </w:t>
+      </w:r>
+      <w:r>
+        <w:rPr>
+          <w:rFonts w:ascii="Times New Roman" w:hAnsi="Times New Roman"/>
+          <w:sz w:val="24"/>
+          <w:u w:val="single"/>
+        </w:rPr>
+        <w:t>Насити нас уранці милістю твоєю, Господи, щоб ми раділи й веселились по всі дні наші. Звесели нас мірою днів, за яких ти засмутив нас, мірою літ, що в них ми зазнали горя.* Нехай виявиться твоїм слугам твоє діло, і слава твоя – їхнім дітям.</w:t>
+      </w:r>
+    </w:p>
+    <w:p>
+      <w:r>
+        <w:rPr>
+          <w:highlight w:val="darkGray"/>
+        </w:rPr>
+        <w:t>//утреня/стиховня/стихири/3</w:t>
+      </w:r>
+    </w:p>
+    <w:p>
+      <w:pPr>
+        <w:spacing w:after="120"/>
+        <w:jc w:val="both"/>
+      </w:pPr>
+      <w:r>
+        <w:rPr>
+          <w:rFonts w:ascii="Times New Roman" w:hAnsi="Times New Roman"/>
+          <w:sz w:val="24"/>
+        </w:rPr>
+        <w:t>Страстотерпці твої, Господи,* наслідувачі ангельських хорів,* немов без тіла перетерпіли муки,* мавши однодушну надію, що приймуть обіцяні блага.* Їхніми молитвами, Христе Боже,* подай світові твоєму мир* і душам нашим велику милість.</w:t>
+      </w:r>
+    </w:p>
+    <w:p>
+      <w:r>
+        <w:rPr>
+          <w:highlight w:val="darkGray"/>
+        </w:rPr>
+        <w:t>//утреня/стиховня/стихири/4</w:t>
+      </w:r>
+    </w:p>
+    <w:p>
+      <w:pPr>
+        <w:spacing w:after="120"/>
+        <w:jc w:val="both"/>
+      </w:pPr>
+      <w:r>
+        <w:rPr>
+          <w:rFonts w:ascii="Times New Roman" w:hAnsi="Times New Roman"/>
+          <w:i/>
+          <w:color w:val="FF0000"/>
+          <w:sz w:val="24"/>
+        </w:rPr>
+        <w:t xml:space="preserve">Стих: </w:t>
+      </w:r>
+      <w:r>
+        <w:rPr>
+          <w:rFonts w:ascii="Times New Roman" w:hAnsi="Times New Roman"/>
+          <w:sz w:val="24"/>
+          <w:u w:val="single"/>
+        </w:rPr>
+        <w:t xml:space="preserve">І ласка Господа, Бога нашого, нехай буде над нами,* і стверди діло рук наших; стверди його – діло рук наших. </w:t>
+      </w:r>
+    </w:p>
+    <w:p>
+      <w:r>
+        <w:rPr>
+          <w:highlight w:val="darkGray"/>
+        </w:rPr>
+        <w:t>//утреня/стиховня/стихири/5</w:t>
+      </w:r>
+    </w:p>
+    <w:p>
+      <w:pPr>
+        <w:spacing w:after="120"/>
+        <w:jc w:val="both"/>
+      </w:pPr>
+      <w:r>
+        <w:rPr>
+          <w:rFonts w:ascii="Times New Roman" w:hAnsi="Times New Roman"/>
+          <w:sz w:val="24"/>
+        </w:rPr>
+        <w:t>Святі мученики, змагаючись на землі, перетерпіли холоднечу,* вогневі віддались, і вода їх прийняла.* Їхній це голос: Ми пройшли через вогонь і воду,* і вивів ти нас на спочинок.* Молитвами їхніми, Христе Боже, помилуй нас.</w:t>
+      </w:r>
+    </w:p>
+    <w:p>
+      <w:r>
+        <w:rPr>
+          <w:highlight w:val="darkGray"/>
+        </w:rPr>
+        <w:t>//утреня/стиховня/стихири/6</w:t>
+      </w:r>
+    </w:p>
+    <w:p>
+      <w:pPr>
+        <w:spacing w:after="120"/>
+        <w:jc w:val="both"/>
+      </w:pPr>
+      <w:r>
+        <w:rPr>
+          <w:rFonts w:ascii="Times New Roman" w:hAnsi="Times New Roman"/>
+          <w:b/>
+          <w:sz w:val="24"/>
+        </w:rPr>
+        <w:t>Слава і нині</w:t>
+      </w:r>
+      <w:r>
+        <w:rPr>
+          <w:rFonts w:ascii="Times New Roman" w:hAnsi="Times New Roman"/>
+          <w:sz w:val="24"/>
+        </w:rPr>
+        <w:t>: Ублажаємо тебе, Богородице Діво,* бо з тебе засяяло правдиве сонце – Христос,* що має велику милість.</w:t>
       </w:r>
     </w:p>
     <w:sectPr>
